--- a/public/change/dogovor_zayavka_ООО_«АВтоПартнер_Поволжья»_С_ЗАКАЗЧИКОМ_3.docx
+++ b/public/change/dogovor_zayavka_ООО_«АВтоПартнер_Поволжья»_С_ЗАКАЗЧИКОМ_3.docx
@@ -8,45 +8,31 @@
         <w:jc w:val="center"/>
         <w:rPr>
           <w:b/>
+          <w:sz w:val="18"/>
+          <w:szCs w:val="18"/>
         </w:rPr>
       </w:pPr>
       <w:r>
         <w:rPr>
           <w:b/>
+          <w:sz w:val="18"/>
+          <w:szCs w:val="18"/>
         </w:rPr>
-        <w:t xml:space="preserve">Договор-заявка № </w:t>
+        <w:t>Договор-заявка №</w:t>
       </w:r>
       <w:r>
         <w:rPr>
           <w:b/>
+          <w:sz w:val="18"/>
+          <w:szCs w:val="18"/>
         </w:rPr>
-        <w:t>${</w:t>
-      </w:r>
-      <w:proofErr w:type="spellStart"/>
-      <w:proofErr w:type="gramStart"/>
-      <w:r>
-        <w:rPr>
-          <w:b/>
-        </w:rPr>
-        <w:t>order.number</w:t>
-      </w:r>
-      <w:proofErr w:type="spellEnd"/>
-      <w:proofErr w:type="gramEnd"/>
-      <w:r>
-        <w:rPr>
-          <w:b/>
-        </w:rPr>
-        <w:t>}</w:t>
+        <w:t xml:space="preserve"> </w:t>
       </w:r>
       <w:r>
         <w:rPr>
           <w:b/>
-        </w:rPr>
-        <w:t xml:space="preserve"> от </w:t>
-      </w:r>
-      <w:r>
-        <w:rPr>
-          <w:b/>
+          <w:sz w:val="18"/>
+          <w:szCs w:val="18"/>
         </w:rPr>
         <w:t>${</w:t>
       </w:r>
@@ -54,27 +40,108 @@
       <w:r>
         <w:rPr>
           <w:b/>
+          <w:sz w:val="18"/>
+          <w:szCs w:val="18"/>
+          <w:lang w:val="en-US"/>
         </w:rPr>
-        <w:t>order.order_date</w:t>
+        <w:t>nome</w:t>
+      </w:r>
+      <w:r>
+        <w:rPr>
+          <w:b/>
+          <w:sz w:val="18"/>
+          <w:szCs w:val="18"/>
+          <w:lang w:val="en-US"/>
+        </w:rPr>
+        <w:t>r</w:t>
       </w:r>
       <w:proofErr w:type="spellEnd"/>
       <w:r>
         <w:rPr>
           <w:b/>
+          <w:sz w:val="18"/>
+          <w:szCs w:val="18"/>
+        </w:rPr>
+        <w:t>_</w:t>
+      </w:r>
+      <w:proofErr w:type="spellStart"/>
+      <w:r>
+        <w:rPr>
+          <w:b/>
+          <w:sz w:val="18"/>
+          <w:szCs w:val="18"/>
+          <w:lang w:val="en-US"/>
+        </w:rPr>
+        <w:t>zayavki</w:t>
+      </w:r>
+      <w:proofErr w:type="spellEnd"/>
+      <w:r>
+        <w:rPr>
+          <w:b/>
+          <w:sz w:val="18"/>
+          <w:szCs w:val="18"/>
         </w:rPr>
         <w:t>}</w:t>
       </w:r>
       <w:r>
         <w:rPr>
           <w:b/>
+          <w:sz w:val="18"/>
+          <w:szCs w:val="18"/>
         </w:rPr>
-        <w:t xml:space="preserve"> </w:t>
+        <w:t xml:space="preserve"> от </w:t>
       </w:r>
       <w:r>
         <w:rPr>
           <w:b/>
+          <w:sz w:val="18"/>
+          <w:szCs w:val="18"/>
         </w:rPr>
-        <w:t>на разовую перевозку груза на автомобильном транспорте</w:t>
+        <w:t>${</w:t>
+      </w:r>
+      <w:r>
+        <w:rPr>
+          <w:b/>
+          <w:sz w:val="18"/>
+          <w:szCs w:val="18"/>
+          <w:lang w:val="en-US"/>
+        </w:rPr>
+        <w:t>data</w:t>
+      </w:r>
+      <w:r>
+        <w:rPr>
+          <w:b/>
+          <w:sz w:val="18"/>
+          <w:szCs w:val="18"/>
+        </w:rPr>
+        <w:t>_</w:t>
+      </w:r>
+      <w:proofErr w:type="spellStart"/>
+      <w:r>
+        <w:rPr>
+          <w:b/>
+          <w:sz w:val="18"/>
+          <w:szCs w:val="18"/>
+          <w:lang w:val="en-US"/>
+        </w:rPr>
+        <w:t>zakaza</w:t>
+      </w:r>
+      <w:proofErr w:type="spellEnd"/>
+      <w:r>
+        <w:rPr>
+          <w:b/>
+          <w:sz w:val="18"/>
+          <w:szCs w:val="18"/>
+        </w:rPr>
+        <w:t>}</w:t>
+      </w:r>
+      <w:r>
+        <w:rPr>
+          <w:b/>
+          <w:sz w:val="18"/>
+          <w:szCs w:val="18"/>
+        </w:rPr>
+        <w:t xml:space="preserve"> на разовую перевозку груза на автомобильном транспорте</w:t>
       </w:r>
     </w:p>
     <w:p>
@@ -82,6 +149,8 @@
         <w:pStyle w:val="10"/>
         <w:rPr>
           <w:b/>
+          <w:sz w:val="18"/>
+          <w:szCs w:val="18"/>
         </w:rPr>
       </w:pPr>
     </w:p>
@@ -89,38 +158,201 @@
       <w:pPr>
         <w:pStyle w:val="10"/>
         <w:jc w:val="both"/>
+        <w:rPr>
+          <w:sz w:val="18"/>
+          <w:szCs w:val="18"/>
+        </w:rPr>
       </w:pPr>
       <w:r>
-        <w:t>${customer.name}</w:t>
+        <w:rPr>
+          <w:sz w:val="18"/>
+          <w:szCs w:val="18"/>
+        </w:rPr>
+        <w:t>${</w:t>
+      </w:r>
+      <w:proofErr w:type="spellStart"/>
+      <w:r>
+        <w:rPr>
+          <w:sz w:val="18"/>
+          <w:szCs w:val="18"/>
+          <w:lang w:val="en-US"/>
+        </w:rPr>
+        <w:t>poln</w:t>
+      </w:r>
+      <w:proofErr w:type="spellEnd"/>
+      <w:r>
+        <w:rPr>
+          <w:sz w:val="18"/>
+          <w:szCs w:val="18"/>
+        </w:rPr>
+        <w:t>_</w:t>
+      </w:r>
+      <w:proofErr w:type="spellStart"/>
+      <w:r>
+        <w:rPr>
+          <w:sz w:val="18"/>
+          <w:szCs w:val="18"/>
+          <w:lang w:val="en-US"/>
+        </w:rPr>
+        <w:t>nazv</w:t>
+      </w:r>
+      <w:proofErr w:type="spellEnd"/>
+      <w:r>
+        <w:rPr>
+          <w:sz w:val="18"/>
+          <w:szCs w:val="18"/>
+        </w:rPr>
+        <w:t>_</w:t>
+      </w:r>
+      <w:proofErr w:type="spellStart"/>
+      <w:r>
+        <w:rPr>
+          <w:sz w:val="18"/>
+          <w:szCs w:val="18"/>
+          <w:lang w:val="en-US"/>
+        </w:rPr>
+        <w:t>zak</w:t>
+      </w:r>
+      <w:proofErr w:type="spellEnd"/>
+      <w:r>
+        <w:rPr>
+          <w:sz w:val="18"/>
+          <w:szCs w:val="18"/>
+        </w:rPr>
+        <w:t>}</w:t>
       </w:r>
       <w:r>
-        <w:t xml:space="preserve">, именуемое в дальнейшем «Заказчик», в лице генерального директора </w:t>
+        <w:rPr>
+          <w:sz w:val="18"/>
+          <w:szCs w:val="18"/>
+        </w:rPr>
+        <w:t xml:space="preserve">, именуемое в дальнейшем «Заказчик», в лице </w:t>
       </w:r>
       <w:r>
-        <w:t xml:space="preserve">===== </w:t>
+        <w:rPr>
+          <w:sz w:val="18"/>
+          <w:szCs w:val="18"/>
+        </w:rPr>
+        <w:t>${</w:t>
+      </w:r>
+      <w:proofErr w:type="spellStart"/>
+      <w:r>
+        <w:rPr>
+          <w:sz w:val="18"/>
+          <w:szCs w:val="18"/>
+          <w:lang w:val="en-US"/>
+        </w:rPr>
+        <w:t>dolzhn</w:t>
+      </w:r>
+      <w:proofErr w:type="spellEnd"/>
+      <w:r>
+        <w:rPr>
+          <w:sz w:val="18"/>
+          <w:szCs w:val="18"/>
+        </w:rPr>
+        <w:t>_</w:t>
+      </w:r>
+      <w:proofErr w:type="spellStart"/>
+      <w:r>
+        <w:rPr>
+          <w:sz w:val="18"/>
+          <w:szCs w:val="18"/>
+          <w:lang w:val="en-US"/>
+        </w:rPr>
+        <w:t>podpisant</w:t>
+      </w:r>
+      <w:proofErr w:type="spellEnd"/>
+      <w:r>
+        <w:rPr>
+          <w:sz w:val="18"/>
+          <w:szCs w:val="18"/>
+        </w:rPr>
+        <w:t xml:space="preserve">} </w:t>
       </w:r>
       <w:r>
+        <w:rPr>
+          <w:sz w:val="18"/>
+          <w:szCs w:val="18"/>
+        </w:rPr>
+        <w:t>${</w:t>
+      </w:r>
+      <w:r>
+        <w:rPr>
+          <w:sz w:val="18"/>
+          <w:szCs w:val="18"/>
+          <w:lang w:val="en-US"/>
+        </w:rPr>
+        <w:t>FIO</w:t>
+      </w:r>
+      <w:r>
+        <w:rPr>
+          <w:sz w:val="18"/>
+          <w:szCs w:val="18"/>
+        </w:rPr>
+        <w:t>_</w:t>
+      </w:r>
+      <w:proofErr w:type="spellStart"/>
+      <w:r>
+        <w:rPr>
+          <w:sz w:val="18"/>
+          <w:szCs w:val="18"/>
+          <w:lang w:val="en-US"/>
+        </w:rPr>
+        <w:t>podpisant</w:t>
+      </w:r>
+      <w:proofErr w:type="spellEnd"/>
+      <w:r>
+        <w:rPr>
+          <w:sz w:val="18"/>
+          <w:szCs w:val="18"/>
+        </w:rPr>
+        <w:t>_</w:t>
+      </w:r>
+      <w:r>
+        <w:rPr>
+          <w:sz w:val="18"/>
+          <w:szCs w:val="18"/>
+          <w:lang w:val="en-US"/>
+        </w:rPr>
+        <w:t>rod</w:t>
+      </w:r>
+      <w:r>
+        <w:rPr>
+          <w:sz w:val="18"/>
+          <w:szCs w:val="18"/>
+        </w:rPr>
+        <w:t xml:space="preserve">} </w:t>
+      </w:r>
+      <w:r>
+        <w:rPr>
+          <w:sz w:val="18"/>
+          <w:szCs w:val="18"/>
+        </w:rPr>
         <w:t>с одной стороны и</w:t>
       </w:r>
       <w:r>
         <w:rPr>
           <w:rFonts w:eastAsia="yandex-sans"/>
           <w:color w:val="000000"/>
-          <w:sz w:val="21"/>
-          <w:szCs w:val="21"/>
+          <w:sz w:val="18"/>
+          <w:szCs w:val="18"/>
           <w:highlight w:val="white"/>
         </w:rPr>
         <w:t>,</w:t>
       </w:r>
       <w:r>
+        <w:rPr>
+          <w:sz w:val="18"/>
+          <w:szCs w:val="18"/>
+        </w:rPr>
         <w:t xml:space="preserve"> </w:t>
       </w:r>
       <w:r>
         <w:rPr>
           <w:rFonts w:eastAsia="yandex-sans"/>
           <w:color w:val="000000"/>
-          <w:sz w:val="21"/>
-          <w:szCs w:val="21"/>
+          <w:sz w:val="18"/>
+          <w:szCs w:val="18"/>
         </w:rPr>
         <w:t>ООО «</w:t>
       </w:r>
@@ -129,8 +361,8 @@
         <w:rPr>
           <w:rFonts w:eastAsia="yandex-sans"/>
           <w:color w:val="000000"/>
-          <w:sz w:val="21"/>
-          <w:szCs w:val="21"/>
+          <w:sz w:val="18"/>
+          <w:szCs w:val="18"/>
         </w:rPr>
         <w:t>АВтоПартнер</w:t>
       </w:r>
@@ -139,27 +371,55 @@
         <w:rPr>
           <w:rFonts w:eastAsia="yandex-sans"/>
           <w:color w:val="000000"/>
-          <w:sz w:val="21"/>
-          <w:szCs w:val="21"/>
+          <w:sz w:val="18"/>
+          <w:szCs w:val="18"/>
         </w:rPr>
         <w:t xml:space="preserve"> Поволжья»</w:t>
       </w:r>
       <w:r>
-        <w:t xml:space="preserve"> именуемый(</w:t>
+        <w:rPr>
+          <w:sz w:val="18"/>
+          <w:szCs w:val="18"/>
+        </w:rPr>
+        <w:t xml:space="preserve"> именуем</w:t>
       </w:r>
-      <w:proofErr w:type="spellStart"/>
       <w:r>
-        <w:t>ая</w:t>
+        <w:rPr>
+          <w:sz w:val="18"/>
+          <w:szCs w:val="18"/>
+        </w:rPr>
+        <w:t>ое</w:t>
       </w:r>
-      <w:proofErr w:type="spellEnd"/>
       <w:r>
-        <w:t>) в дальнейшем «Перевозчик», с другой стороны, подписали настоящий заказ на выполнение перевозки груза на следующих условиях:</w:t>
+        <w:rPr>
+          <w:sz w:val="18"/>
+          <w:szCs w:val="18"/>
+        </w:rPr>
+        <w:t xml:space="preserve"> в дальнейшем «Перевозчик», </w:t>
+      </w:r>
+      <w:r>
+        <w:rPr>
+          <w:sz w:val="18"/>
+          <w:szCs w:val="18"/>
+        </w:rPr>
+        <w:t xml:space="preserve">в лице генерального директора Зелинской Антонины Вячеславовны </w:t>
+      </w:r>
+      <w:r>
+        <w:rPr>
+          <w:sz w:val="18"/>
+          <w:szCs w:val="18"/>
+        </w:rPr>
+        <w:t>с другой стороны, подписали настоящий заказ на выполнение перевозки груза на следующих условиях:</w:t>
       </w:r>
     </w:p>
     <w:p>
       <w:pPr>
         <w:pStyle w:val="10"/>
         <w:jc w:val="center"/>
+        <w:rPr>
+          <w:sz w:val="18"/>
+          <w:szCs w:val="18"/>
+        </w:rPr>
       </w:pPr>
     </w:p>
     <w:p>
@@ -167,14 +427,14 @@
         <w:pStyle w:val="10"/>
         <w:jc w:val="center"/>
         <w:rPr>
-          <w:sz w:val="28"/>
-          <w:szCs w:val="28"/>
+          <w:sz w:val="18"/>
+          <w:szCs w:val="18"/>
         </w:rPr>
       </w:pPr>
       <w:r>
         <w:rPr>
-          <w:sz w:val="28"/>
-          <w:szCs w:val="28"/>
+          <w:sz w:val="18"/>
+          <w:szCs w:val="18"/>
         </w:rPr>
         <w:t>Условия выполнения договора-заявки</w:t>
       </w:r>
@@ -209,8 +469,16 @@
           <w:p>
             <w:pPr>
               <w:pStyle w:val="10"/>
+              <w:rPr>
+                <w:sz w:val="18"/>
+                <w:szCs w:val="18"/>
+              </w:rPr>
             </w:pPr>
             <w:r>
+              <w:rPr>
+                <w:sz w:val="18"/>
+                <w:szCs w:val="18"/>
+              </w:rPr>
               <w:t>Маршрут</w:t>
             </w:r>
           </w:p>
@@ -224,11 +492,15 @@
             <w:pPr>
               <w:pStyle w:val="10"/>
               <w:rPr>
+                <w:sz w:val="18"/>
+                <w:szCs w:val="18"/>
                 <w:lang w:val="en-US"/>
               </w:rPr>
             </w:pPr>
             <w:r>
               <w:rPr>
+                <w:sz w:val="18"/>
+                <w:szCs w:val="18"/>
                 <w:lang w:val="en-US"/>
               </w:rPr>
               <w:t>${</w:t>
@@ -236,53 +508,43 @@
             <w:proofErr w:type="spellStart"/>
             <w:r>
               <w:rPr>
+                <w:sz w:val="18"/>
+                <w:szCs w:val="18"/>
                 <w:lang w:val="en-US"/>
               </w:rPr>
               <w:t>gorod_zagruzki</w:t>
             </w:r>
             <w:proofErr w:type="spellEnd"/>
-            <w:proofErr w:type="gramStart"/>
-            <w:r>
-              <w:rPr>
+            <w:r>
+              <w:rPr>
+                <w:sz w:val="18"/>
+                <w:szCs w:val="18"/>
                 <w:lang w:val="en-US"/>
               </w:rPr>
-              <w:t>}</w:t>
-            </w:r>
-            <w:r>
-              <w:rPr>
+              <w:t xml:space="preserve">} – </w:t>
+            </w:r>
+            <w:r>
+              <w:rPr>
+                <w:sz w:val="18"/>
+                <w:szCs w:val="18"/>
                 <w:lang w:val="en-US"/>
               </w:rPr>
-              <w:t>,-</w:t>
-            </w:r>
-            <w:proofErr w:type="gramEnd"/>
-            <w:r>
-              <w:rPr>
+              <w:t>${</w:t>
+            </w:r>
+            <w:proofErr w:type="spellStart"/>
+            <w:r>
+              <w:rPr>
+                <w:sz w:val="18"/>
+                <w:szCs w:val="18"/>
                 <w:lang w:val="en-US"/>
               </w:rPr>
-              <w:t>${</w:t>
-            </w:r>
-            <w:r>
-              <w:rPr>
-                <w:lang w:val="en-US"/>
-              </w:rPr>
-              <w:t xml:space="preserve"> </w:t>
-            </w:r>
-            <w:proofErr w:type="spellStart"/>
-            <w:r>
-              <w:rPr>
-                <w:lang w:val="en-US"/>
-              </w:rPr>
-              <w:t>gorod</w:t>
-            </w:r>
-            <w:r>
-              <w:rPr>
-                <w:lang w:val="en-US"/>
-              </w:rPr>
-              <w:t>_vygruzki</w:t>
+              <w:t>gorod_vygruzki</w:t>
             </w:r>
             <w:proofErr w:type="spellEnd"/>
             <w:r>
               <w:rPr>
+                <w:sz w:val="18"/>
+                <w:szCs w:val="18"/>
                 <w:lang w:val="en-US"/>
               </w:rPr>
               <w:t>}</w:t>
@@ -300,11 +562,23 @@
           <w:p>
             <w:pPr>
               <w:pStyle w:val="10"/>
+              <w:rPr>
+                <w:sz w:val="18"/>
+                <w:szCs w:val="18"/>
+              </w:rPr>
             </w:pPr>
             <w:r>
+              <w:rPr>
+                <w:sz w:val="18"/>
+                <w:szCs w:val="18"/>
+              </w:rPr>
               <w:t>Описание груза, вес/объем, характер упаковки</w:t>
             </w:r>
             <w:r>
+              <w:rPr>
+                <w:sz w:val="18"/>
+                <w:szCs w:val="18"/>
+              </w:rPr>
               <w:tab/>
             </w:r>
           </w:p>
@@ -317,27 +591,36 @@
           <w:p>
             <w:pPr>
               <w:pStyle w:val="10"/>
+              <w:rPr>
+                <w:sz w:val="18"/>
+                <w:szCs w:val="18"/>
+                <w:lang w:val="en-US"/>
+              </w:rPr>
             </w:pPr>
             <w:r>
+              <w:rPr>
+                <w:sz w:val="18"/>
+                <w:szCs w:val="18"/>
+                <w:lang w:val="en-US"/>
+              </w:rPr>
               <w:t>${</w:t>
             </w:r>
             <w:proofErr w:type="spellStart"/>
             <w:r>
-              <w:t>cargo</w:t>
+              <w:rPr>
+                <w:sz w:val="18"/>
+                <w:szCs w:val="18"/>
+                <w:lang w:val="en-US"/>
+              </w:rPr>
+              <w:t>cargo_summary</w:t>
             </w:r>
             <w:proofErr w:type="spellEnd"/>
             <w:r>
               <w:rPr>
+                <w:sz w:val="18"/>
+                <w:szCs w:val="18"/>
                 <w:lang w:val="en-US"/>
               </w:rPr>
-              <w:t>_</w:t>
-            </w:r>
-            <w:proofErr w:type="spellStart"/>
-            <w:r>
-              <w:t>summary</w:t>
-            </w:r>
-            <w:proofErr w:type="spellEnd"/>
-            <w:r>
               <w:t>}</w:t>
             </w:r>
           </w:p>
@@ -353,8 +636,16 @@
           <w:p>
             <w:pPr>
               <w:pStyle w:val="10"/>
+              <w:rPr>
+                <w:sz w:val="18"/>
+                <w:szCs w:val="18"/>
+              </w:rPr>
             </w:pPr>
             <w:r>
+              <w:rPr>
+                <w:sz w:val="18"/>
+                <w:szCs w:val="18"/>
+              </w:rPr>
               <w:t>Способ погрузки/разгрузки</w:t>
             </w:r>
           </w:p>
@@ -368,25 +659,41 @@
             <w:pPr>
               <w:pStyle w:val="10"/>
               <w:rPr>
+                <w:sz w:val="18"/>
+                <w:szCs w:val="18"/>
                 <w:lang w:val="en-US"/>
               </w:rPr>
             </w:pPr>
             <w:r>
               <w:rPr>
+                <w:sz w:val="18"/>
+                <w:szCs w:val="18"/>
                 <w:lang w:val="en-US"/>
               </w:rPr>
-              <w:t>$ {</w:t>
+              <w:t>${</w:t>
             </w:r>
             <w:proofErr w:type="spellStart"/>
             <w:r>
               <w:rPr>
+                <w:sz w:val="18"/>
+                <w:szCs w:val="18"/>
                 <w:lang w:val="en-US"/>
               </w:rPr>
-              <w:t>vid_pogruzki</w:t>
+              <w:t>tip_</w:t>
+            </w:r>
+            <w:r>
+              <w:rPr>
+                <w:sz w:val="18"/>
+                <w:szCs w:val="18"/>
+                <w:lang w:val="en-US"/>
+              </w:rPr>
+              <w:t>pritsepa</w:t>
             </w:r>
             <w:proofErr w:type="spellEnd"/>
             <w:r>
               <w:rPr>
+                <w:sz w:val="18"/>
+                <w:szCs w:val="18"/>
                 <w:lang w:val="en-US"/>
               </w:rPr>
               <w:t>}</w:t>
@@ -404,8 +711,16 @@
           <w:p>
             <w:pPr>
               <w:pStyle w:val="10"/>
+              <w:rPr>
+                <w:sz w:val="18"/>
+                <w:szCs w:val="18"/>
+              </w:rPr>
             </w:pPr>
             <w:r>
+              <w:rPr>
+                <w:sz w:val="18"/>
+                <w:szCs w:val="18"/>
+              </w:rPr>
               <w:t>Адрес погрузки</w:t>
             </w:r>
           </w:p>
@@ -418,31 +733,34 @@
           <w:p>
             <w:pPr>
               <w:pStyle w:val="10"/>
+              <w:rPr>
+                <w:sz w:val="18"/>
+                <w:szCs w:val="18"/>
+                <w:lang w:val="en-US"/>
+              </w:rPr>
             </w:pPr>
             <w:r>
               <w:rPr>
+                <w:sz w:val="18"/>
+                <w:szCs w:val="18"/>
                 <w:lang w:val="en-US"/>
               </w:rPr>
               <w:t>${</w:t>
             </w:r>
             <w:proofErr w:type="spellStart"/>
-            <w:proofErr w:type="gramStart"/>
-            <w:r>
-              <w:rPr>
+            <w:r>
+              <w:rPr>
+                <w:sz w:val="18"/>
+                <w:szCs w:val="18"/>
                 <w:lang w:val="en-US"/>
               </w:rPr>
-              <w:t>route.loading</w:t>
-            </w:r>
-            <w:proofErr w:type="gramEnd"/>
-            <w:r>
-              <w:rPr>
-                <w:lang w:val="en-US"/>
-              </w:rPr>
-              <w:t>_addresses</w:t>
+              <w:t>address_zagruzki</w:t>
             </w:r>
             <w:proofErr w:type="spellEnd"/>
             <w:r>
               <w:rPr>
+                <w:sz w:val="18"/>
+                <w:szCs w:val="18"/>
                 <w:lang w:val="en-US"/>
               </w:rPr>
               <w:t>}</w:t>
@@ -460,8 +778,16 @@
           <w:p>
             <w:pPr>
               <w:pStyle w:val="10"/>
+              <w:rPr>
+                <w:sz w:val="18"/>
+                <w:szCs w:val="18"/>
+              </w:rPr>
             </w:pPr>
             <w:r>
+              <w:rPr>
+                <w:sz w:val="18"/>
+                <w:szCs w:val="18"/>
+              </w:rPr>
               <w:t>Дата, время погрузки</w:t>
             </w:r>
           </w:p>
@@ -475,11 +801,15 @@
             <w:pPr>
               <w:pStyle w:val="10"/>
               <w:rPr>
+                <w:sz w:val="18"/>
+                <w:szCs w:val="18"/>
                 <w:lang w:val="en-US"/>
               </w:rPr>
             </w:pPr>
             <w:r>
               <w:rPr>
+                <w:sz w:val="18"/>
+                <w:szCs w:val="18"/>
                 <w:lang w:val="en-US"/>
               </w:rPr>
               <w:t>${</w:t>
@@ -487,35 +817,43 @@
             <w:proofErr w:type="spellStart"/>
             <w:r>
               <w:rPr>
+                <w:sz w:val="18"/>
+                <w:szCs w:val="18"/>
                 <w:lang w:val="en-US"/>
               </w:rPr>
-              <w:t>data_pogruzki</w:t>
+              <w:t>data_zagruzki</w:t>
             </w:r>
             <w:proofErr w:type="spellEnd"/>
-            <w:proofErr w:type="gramStart"/>
-            <w:r>
-              <w:rPr>
+            <w:r>
+              <w:rPr>
+                <w:sz w:val="18"/>
+                <w:szCs w:val="18"/>
                 <w:lang w:val="en-US"/>
               </w:rPr>
-              <w:t>},$</w:t>
-            </w:r>
-            <w:proofErr w:type="gramEnd"/>
-            <w:r>
-              <w:rPr>
+              <w:t xml:space="preserve">}, </w:t>
+            </w:r>
+            <w:r>
+              <w:rPr>
+                <w:sz w:val="18"/>
+                <w:szCs w:val="18"/>
                 <w:lang w:val="en-US"/>
               </w:rPr>
-              <w:t>{</w:t>
+              <w:t>${</w:t>
             </w:r>
             <w:proofErr w:type="spellStart"/>
             <w:r>
               <w:rPr>
+                <w:sz w:val="18"/>
+                <w:szCs w:val="18"/>
                 <w:lang w:val="en-US"/>
               </w:rPr>
-              <w:t>vremya_pogruzki</w:t>
+              <w:t>vremya_zagruzki</w:t>
             </w:r>
             <w:proofErr w:type="spellEnd"/>
             <w:r>
               <w:rPr>
+                <w:sz w:val="18"/>
+                <w:szCs w:val="18"/>
                 <w:lang w:val="en-US"/>
               </w:rPr>
               <w:t>}</w:t>
@@ -536,8 +874,16 @@
           <w:p>
             <w:pPr>
               <w:pStyle w:val="10"/>
+              <w:rPr>
+                <w:sz w:val="18"/>
+                <w:szCs w:val="18"/>
+              </w:rPr>
             </w:pPr>
             <w:r>
+              <w:rPr>
+                <w:sz w:val="18"/>
+                <w:szCs w:val="18"/>
+              </w:rPr>
               <w:t>Грузоотправитель, телефон контакта</w:t>
             </w:r>
           </w:p>
@@ -551,11 +897,15 @@
             <w:pPr>
               <w:pStyle w:val="10"/>
               <w:rPr>
+                <w:sz w:val="18"/>
+                <w:szCs w:val="18"/>
                 <w:lang w:val="en-US"/>
               </w:rPr>
             </w:pPr>
             <w:r>
               <w:rPr>
+                <w:sz w:val="18"/>
+                <w:szCs w:val="18"/>
                 <w:lang w:val="en-US"/>
               </w:rPr>
               <w:t>${</w:t>
@@ -563,13 +913,43 @@
             <w:proofErr w:type="spellStart"/>
             <w:r>
               <w:rPr>
+                <w:sz w:val="18"/>
+                <w:szCs w:val="18"/>
                 <w:lang w:val="en-US"/>
               </w:rPr>
-              <w:t>zakazchik</w:t>
+              <w:t>gruzootpav</w:t>
             </w:r>
             <w:proofErr w:type="spellEnd"/>
             <w:r>
               <w:rPr>
+                <w:sz w:val="18"/>
+                <w:szCs w:val="18"/>
+                <w:lang w:val="en-US"/>
+              </w:rPr>
+              <w:t xml:space="preserve">}, </w:t>
+            </w:r>
+            <w:r>
+              <w:rPr>
+                <w:sz w:val="18"/>
+                <w:szCs w:val="18"/>
+                <w:lang w:val="en-US"/>
+              </w:rPr>
+              <w:t>${</w:t>
+            </w:r>
+            <w:proofErr w:type="spellStart"/>
+            <w:r>
+              <w:rPr>
+                <w:sz w:val="18"/>
+                <w:szCs w:val="18"/>
+                <w:lang w:val="en-US"/>
+              </w:rPr>
+              <w:t>kontakt_na_zagruzke</w:t>
+            </w:r>
+            <w:proofErr w:type="spellEnd"/>
+            <w:r>
+              <w:rPr>
+                <w:sz w:val="18"/>
+                <w:szCs w:val="18"/>
                 <w:lang w:val="en-US"/>
               </w:rPr>
               <w:t>}</w:t>
@@ -590,8 +970,16 @@
           <w:p>
             <w:pPr>
               <w:pStyle w:val="10"/>
+              <w:rPr>
+                <w:sz w:val="18"/>
+                <w:szCs w:val="18"/>
+              </w:rPr>
             </w:pPr>
             <w:r>
+              <w:rPr>
+                <w:sz w:val="18"/>
+                <w:szCs w:val="18"/>
+              </w:rPr>
               <w:t>Адрес разгрузки</w:t>
             </w:r>
           </w:p>
@@ -604,31 +992,34 @@
           <w:p>
             <w:pPr>
               <w:pStyle w:val="10"/>
+              <w:rPr>
+                <w:sz w:val="18"/>
+                <w:szCs w:val="18"/>
+                <w:lang w:val="en-US"/>
+              </w:rPr>
             </w:pPr>
             <w:r>
               <w:rPr>
+                <w:sz w:val="18"/>
+                <w:szCs w:val="18"/>
                 <w:lang w:val="en-US"/>
               </w:rPr>
               <w:t>${</w:t>
             </w:r>
             <w:proofErr w:type="spellStart"/>
-            <w:proofErr w:type="gramStart"/>
-            <w:r>
-              <w:rPr>
+            <w:r>
+              <w:rPr>
+                <w:sz w:val="18"/>
+                <w:szCs w:val="18"/>
                 <w:lang w:val="en-US"/>
               </w:rPr>
-              <w:t>route.unloading</w:t>
-            </w:r>
-            <w:proofErr w:type="gramEnd"/>
-            <w:r>
-              <w:rPr>
-                <w:lang w:val="en-US"/>
-              </w:rPr>
-              <w:t>_addresses</w:t>
+              <w:t>address_vygruzki</w:t>
             </w:r>
             <w:proofErr w:type="spellEnd"/>
             <w:r>
               <w:rPr>
+                <w:sz w:val="18"/>
+                <w:szCs w:val="18"/>
                 <w:lang w:val="en-US"/>
               </w:rPr>
               <w:t>}</w:t>
@@ -649,8 +1040,16 @@
           <w:p>
             <w:pPr>
               <w:pStyle w:val="10"/>
+              <w:rPr>
+                <w:sz w:val="18"/>
+                <w:szCs w:val="18"/>
+              </w:rPr>
             </w:pPr>
             <w:r>
+              <w:rPr>
+                <w:sz w:val="18"/>
+                <w:szCs w:val="18"/>
+              </w:rPr>
               <w:t>Грузополучатель, телефон контакта</w:t>
             </w:r>
           </w:p>
@@ -664,11 +1063,15 @@
             <w:pPr>
               <w:pStyle w:val="10"/>
               <w:rPr>
+                <w:sz w:val="18"/>
+                <w:szCs w:val="18"/>
                 <w:lang w:val="en-US"/>
               </w:rPr>
             </w:pPr>
             <w:r>
               <w:rPr>
+                <w:sz w:val="18"/>
+                <w:szCs w:val="18"/>
                 <w:lang w:val="en-US"/>
               </w:rPr>
               <w:t>${</w:t>
@@ -676,35 +1079,43 @@
             <w:proofErr w:type="spellStart"/>
             <w:r>
               <w:rPr>
+                <w:sz w:val="18"/>
+                <w:szCs w:val="18"/>
                 <w:lang w:val="en-US"/>
               </w:rPr>
-              <w:t>otparavitel</w:t>
+              <w:t>gruzopoluchatel</w:t>
             </w:r>
             <w:proofErr w:type="spellEnd"/>
-            <w:proofErr w:type="gramStart"/>
-            <w:r>
-              <w:rPr>
+            <w:r>
+              <w:rPr>
+                <w:sz w:val="18"/>
+                <w:szCs w:val="18"/>
                 <w:lang w:val="en-US"/>
               </w:rPr>
-              <w:t>},$</w:t>
-            </w:r>
-            <w:proofErr w:type="gramEnd"/>
-            <w:r>
-              <w:rPr>
+              <w:t xml:space="preserve">}, </w:t>
+            </w:r>
+            <w:r>
+              <w:rPr>
+                <w:sz w:val="18"/>
+                <w:szCs w:val="18"/>
                 <w:lang w:val="en-US"/>
               </w:rPr>
-              <w:t>{</w:t>
+              <w:t>${</w:t>
             </w:r>
             <w:proofErr w:type="spellStart"/>
             <w:r>
               <w:rPr>
+                <w:sz w:val="18"/>
+                <w:szCs w:val="18"/>
                 <w:lang w:val="en-US"/>
               </w:rPr>
-              <w:t>kontakt</w:t>
+              <w:t>kontakt_na_vygruzke</w:t>
             </w:r>
             <w:proofErr w:type="spellEnd"/>
             <w:r>
               <w:rPr>
+                <w:sz w:val="18"/>
+                <w:szCs w:val="18"/>
                 <w:lang w:val="en-US"/>
               </w:rPr>
               <w:t>}</w:t>
@@ -722,8 +1133,16 @@
           <w:p>
             <w:pPr>
               <w:pStyle w:val="10"/>
+              <w:rPr>
+                <w:sz w:val="18"/>
+                <w:szCs w:val="18"/>
+              </w:rPr>
             </w:pPr>
             <w:r>
+              <w:rPr>
+                <w:sz w:val="18"/>
+                <w:szCs w:val="18"/>
+              </w:rPr>
               <w:t xml:space="preserve">Требования к автотранспорту </w:t>
             </w:r>
           </w:p>
@@ -737,13 +1156,15 @@
             <w:pPr>
               <w:pStyle w:val="10"/>
               <w:rPr>
-                <w:color w:val="FF0000"/>
+                <w:sz w:val="18"/>
+                <w:szCs w:val="18"/>
                 <w:lang w:val="en-US"/>
               </w:rPr>
             </w:pPr>
             <w:r>
               <w:rPr>
-                <w:color w:val="FF0000"/>
+                <w:sz w:val="18"/>
+                <w:szCs w:val="18"/>
                 <w:lang w:val="en-US"/>
               </w:rPr>
               <w:t>${</w:t>
@@ -751,15 +1172,17 @@
             <w:proofErr w:type="spellStart"/>
             <w:r>
               <w:rPr>
-                <w:color w:val="FF0000"/>
+                <w:sz w:val="18"/>
+                <w:szCs w:val="18"/>
                 <w:lang w:val="en-US"/>
               </w:rPr>
-              <w:t>tip_transporta</w:t>
+              <w:t>tip_prizepa</w:t>
             </w:r>
             <w:proofErr w:type="spellEnd"/>
             <w:r>
               <w:rPr>
-                <w:color w:val="FF0000"/>
+                <w:sz w:val="18"/>
+                <w:szCs w:val="18"/>
                 <w:lang w:val="en-US"/>
               </w:rPr>
               <w:t>}</w:t>
@@ -780,8 +1203,16 @@
           <w:p>
             <w:pPr>
               <w:pStyle w:val="10"/>
+              <w:rPr>
+                <w:sz w:val="18"/>
+                <w:szCs w:val="18"/>
+              </w:rPr>
             </w:pPr>
             <w:r>
+              <w:rPr>
+                <w:sz w:val="18"/>
+                <w:szCs w:val="18"/>
+              </w:rPr>
               <w:t>Срок доставки, время разгрузки</w:t>
             </w:r>
           </w:p>
@@ -796,11 +1227,15 @@
             <w:pPr>
               <w:pStyle w:val="10"/>
               <w:rPr>
+                <w:sz w:val="18"/>
+                <w:szCs w:val="18"/>
                 <w:lang w:val="en-US"/>
               </w:rPr>
             </w:pPr>
             <w:r>
               <w:rPr>
+                <w:sz w:val="18"/>
+                <w:szCs w:val="18"/>
                 <w:lang w:val="en-US"/>
               </w:rPr>
               <w:t>${</w:t>
@@ -808,35 +1243,43 @@
             <w:proofErr w:type="spellStart"/>
             <w:r>
               <w:rPr>
+                <w:sz w:val="18"/>
+                <w:szCs w:val="18"/>
                 <w:lang w:val="en-US"/>
               </w:rPr>
-              <w:t>srok_dostavki</w:t>
+              <w:t>data_vygruzki</w:t>
             </w:r>
             <w:proofErr w:type="spellEnd"/>
-            <w:proofErr w:type="gramStart"/>
-            <w:r>
-              <w:rPr>
+            <w:r>
+              <w:rPr>
+                <w:sz w:val="18"/>
+                <w:szCs w:val="18"/>
                 <w:lang w:val="en-US"/>
               </w:rPr>
-              <w:t>},$</w:t>
-            </w:r>
-            <w:proofErr w:type="gramEnd"/>
-            <w:r>
-              <w:rPr>
+              <w:t xml:space="preserve">}, </w:t>
+            </w:r>
+            <w:r>
+              <w:rPr>
+                <w:sz w:val="18"/>
+                <w:szCs w:val="18"/>
                 <w:lang w:val="en-US"/>
               </w:rPr>
-              <w:t>{</w:t>
+              <w:t>${</w:t>
             </w:r>
             <w:proofErr w:type="spellStart"/>
             <w:r>
               <w:rPr>
+                <w:sz w:val="18"/>
+                <w:szCs w:val="18"/>
                 <w:lang w:val="en-US"/>
               </w:rPr>
-              <w:t>vremya_dostavki</w:t>
+              <w:t>vremya_vygruzki</w:t>
             </w:r>
             <w:proofErr w:type="spellEnd"/>
             <w:r>
               <w:rPr>
+                <w:sz w:val="18"/>
+                <w:szCs w:val="18"/>
                 <w:lang w:val="en-US"/>
               </w:rPr>
               <w:t>}</w:t>
@@ -854,8 +1297,16 @@
           <w:p>
             <w:pPr>
               <w:pStyle w:val="10"/>
+              <w:rPr>
+                <w:sz w:val="18"/>
+                <w:szCs w:val="18"/>
+              </w:rPr>
             </w:pPr>
             <w:r>
+              <w:rPr>
+                <w:sz w:val="18"/>
+                <w:szCs w:val="18"/>
+              </w:rPr>
               <w:t>Выделяемый автомобиль, госномер</w:t>
             </w:r>
           </w:p>
@@ -869,25 +1320,59 @@
             <w:pPr>
               <w:pStyle w:val="10"/>
               <w:rPr>
+                <w:sz w:val="18"/>
+                <w:szCs w:val="18"/>
                 <w:lang w:val="en-US"/>
               </w:rPr>
             </w:pPr>
             <w:r>
               <w:rPr>
+                <w:sz w:val="18"/>
+                <w:szCs w:val="18"/>
                 <w:lang w:val="en-US"/>
               </w:rPr>
-              <w:t>${truck}, ${</w:t>
+              <w:t>${</w:t>
             </w:r>
             <w:proofErr w:type="spellStart"/>
             <w:r>
               <w:rPr>
+                <w:sz w:val="18"/>
+                <w:szCs w:val="18"/>
                 <w:lang w:val="en-US"/>
               </w:rPr>
-              <w:t>nomer</w:t>
+              <w:t>marka_avto</w:t>
             </w:r>
             <w:proofErr w:type="spellEnd"/>
             <w:r>
               <w:rPr>
+                <w:sz w:val="18"/>
+                <w:szCs w:val="18"/>
+                <w:lang w:val="en-US"/>
+              </w:rPr>
+              <w:t xml:space="preserve">}, </w:t>
+            </w:r>
+            <w:r>
+              <w:rPr>
+                <w:sz w:val="18"/>
+                <w:szCs w:val="18"/>
+                <w:lang w:val="en-US"/>
+              </w:rPr>
+              <w:t>${</w:t>
+            </w:r>
+            <w:proofErr w:type="spellStart"/>
+            <w:r>
+              <w:rPr>
+                <w:sz w:val="18"/>
+                <w:szCs w:val="18"/>
+                <w:lang w:val="en-US"/>
+              </w:rPr>
+              <w:t>gosnomer</w:t>
+            </w:r>
+            <w:proofErr w:type="spellEnd"/>
+            <w:r>
+              <w:rPr>
+                <w:sz w:val="18"/>
+                <w:szCs w:val="18"/>
                 <w:lang w:val="en-US"/>
               </w:rPr>
               <w:t>}</w:t>
@@ -905,8 +1390,16 @@
           <w:p>
             <w:pPr>
               <w:pStyle w:val="10"/>
+              <w:rPr>
+                <w:sz w:val="18"/>
+                <w:szCs w:val="18"/>
+              </w:rPr>
             </w:pPr>
             <w:r>
+              <w:rPr>
+                <w:sz w:val="18"/>
+                <w:szCs w:val="18"/>
+              </w:rPr>
               <w:t>Паспортные данные водителя, тел. контакта</w:t>
             </w:r>
           </w:p>
@@ -920,42 +1413,128 @@
             <w:pPr>
               <w:pStyle w:val="10"/>
               <w:rPr>
+                <w:sz w:val="18"/>
+                <w:szCs w:val="18"/>
+              </w:rPr>
+            </w:pPr>
+            <w:r>
+              <w:rPr>
+                <w:sz w:val="18"/>
+                <w:szCs w:val="18"/>
+              </w:rPr>
+              <w:t>${</w:t>
+            </w:r>
+            <w:r>
+              <w:rPr>
+                <w:sz w:val="18"/>
+                <w:szCs w:val="18"/>
                 <w:lang w:val="en-US"/>
               </w:rPr>
-            </w:pPr>
-            <w:r>
-              <w:rPr>
+              <w:t>FIO</w:t>
+            </w:r>
+            <w:r>
+              <w:rPr>
+                <w:sz w:val="18"/>
+                <w:szCs w:val="18"/>
+              </w:rPr>
+              <w:t>_</w:t>
+            </w:r>
+            <w:proofErr w:type="spellStart"/>
+            <w:r>
+              <w:rPr>
+                <w:sz w:val="18"/>
+                <w:szCs w:val="18"/>
                 <w:lang w:val="en-US"/>
               </w:rPr>
+              <w:t>voditel</w:t>
+            </w:r>
+            <w:proofErr w:type="spellEnd"/>
+            <w:r>
+              <w:rPr>
+                <w:sz w:val="18"/>
+                <w:szCs w:val="18"/>
+              </w:rPr>
+              <w:t xml:space="preserve">}, </w:t>
+            </w:r>
+            <w:r>
+              <w:rPr>
+                <w:sz w:val="18"/>
+                <w:szCs w:val="18"/>
+              </w:rPr>
               <w:t>${</w:t>
             </w:r>
+            <w:r>
+              <w:rPr>
+                <w:sz w:val="18"/>
+                <w:szCs w:val="18"/>
+                <w:lang w:val="en-US"/>
+              </w:rPr>
+              <w:t>passport</w:t>
+            </w:r>
+            <w:r>
+              <w:rPr>
+                <w:sz w:val="18"/>
+                <w:szCs w:val="18"/>
+              </w:rPr>
+              <w:t>_</w:t>
+            </w:r>
             <w:proofErr w:type="spellStart"/>
             <w:r>
               <w:rPr>
+                <w:sz w:val="18"/>
+                <w:szCs w:val="18"/>
                 <w:lang w:val="en-US"/>
               </w:rPr>
-              <w:t>fio_vod</w:t>
+              <w:t>voditel</w:t>
             </w:r>
             <w:proofErr w:type="spellEnd"/>
             <w:r>
               <w:rPr>
+                <w:sz w:val="18"/>
+                <w:szCs w:val="18"/>
+              </w:rPr>
+              <w:t xml:space="preserve">}, </w:t>
+            </w:r>
+            <w:r>
+              <w:rPr>
+                <w:sz w:val="18"/>
+                <w:szCs w:val="18"/>
+              </w:rPr>
+              <w:t>${</w:t>
+            </w:r>
+            <w:proofErr w:type="spellStart"/>
+            <w:r>
+              <w:rPr>
+                <w:sz w:val="18"/>
+                <w:szCs w:val="18"/>
                 <w:lang w:val="en-US"/>
               </w:rPr>
-              <w:t>}, ${passport}, ${</w:t>
+              <w:t>tel</w:t>
+            </w:r>
+            <w:proofErr w:type="spellEnd"/>
+            <w:r>
+              <w:rPr>
+                <w:sz w:val="18"/>
+                <w:szCs w:val="18"/>
+              </w:rPr>
+              <w:t>_</w:t>
             </w:r>
             <w:proofErr w:type="spellStart"/>
             <w:r>
               <w:rPr>
+                <w:sz w:val="18"/>
+                <w:szCs w:val="18"/>
                 <w:lang w:val="en-US"/>
               </w:rPr>
-              <w:t>tel</w:t>
+              <w:t>voditel</w:t>
             </w:r>
             <w:proofErr w:type="spellEnd"/>
             <w:r>
               <w:rPr>
-                <w:lang w:val="en-US"/>
-              </w:rPr>
-              <w:t xml:space="preserve">} </w:t>
+                <w:sz w:val="18"/>
+                <w:szCs w:val="18"/>
+              </w:rPr>
+              <w:t>}</w:t>
             </w:r>
           </w:p>
         </w:tc>
@@ -973,8 +1552,16 @@
           <w:p>
             <w:pPr>
               <w:pStyle w:val="10"/>
+              <w:rPr>
+                <w:sz w:val="18"/>
+                <w:szCs w:val="18"/>
+              </w:rPr>
             </w:pPr>
             <w:r>
+              <w:rPr>
+                <w:sz w:val="18"/>
+                <w:szCs w:val="18"/>
+              </w:rPr>
               <w:t>Стоимость перевозки, способ оплаты</w:t>
             </w:r>
           </w:p>
@@ -988,11 +1575,15 @@
             <w:pPr>
               <w:pStyle w:val="10"/>
               <w:rPr>
+                <w:sz w:val="18"/>
+                <w:szCs w:val="18"/>
                 <w:lang w:val="en-US"/>
               </w:rPr>
             </w:pPr>
             <w:r>
               <w:rPr>
+                <w:sz w:val="18"/>
+                <w:szCs w:val="18"/>
                 <w:lang w:val="en-US"/>
               </w:rPr>
               <w:t>${</w:t>
@@ -1000,6 +1591,8 @@
             <w:proofErr w:type="spellStart"/>
             <w:r>
               <w:rPr>
+                <w:sz w:val="18"/>
+                <w:szCs w:val="18"/>
                 <w:lang w:val="en-US"/>
               </w:rPr>
               <w:t>stoimost</w:t>
@@ -1007,20 +1600,34 @@
             <w:proofErr w:type="spellEnd"/>
             <w:r>
               <w:rPr>
+                <w:sz w:val="18"/>
+                <w:szCs w:val="18"/>
                 <w:lang w:val="en-US"/>
               </w:rPr>
-              <w:t>’}, ${</w:t>
+              <w:t xml:space="preserve">’}, </w:t>
+            </w:r>
+            <w:r>
+              <w:rPr>
+                <w:sz w:val="18"/>
+                <w:szCs w:val="18"/>
+                <w:lang w:val="en-US"/>
+              </w:rPr>
+              <w:t>${</w:t>
             </w:r>
             <w:proofErr w:type="spellStart"/>
             <w:r>
               <w:rPr>
+                <w:sz w:val="18"/>
+                <w:szCs w:val="18"/>
                 <w:lang w:val="en-US"/>
               </w:rPr>
-              <w:t>vid_oplaty</w:t>
+              <w:t>forma_oplaty</w:t>
             </w:r>
             <w:proofErr w:type="spellEnd"/>
             <w:r>
               <w:rPr>
+                <w:sz w:val="18"/>
+                <w:szCs w:val="18"/>
                 <w:lang w:val="en-US"/>
               </w:rPr>
               <w:t>}</w:t>
@@ -1041,8 +1648,16 @@
           <w:p>
             <w:pPr>
               <w:pStyle w:val="10"/>
+              <w:rPr>
+                <w:sz w:val="18"/>
+                <w:szCs w:val="18"/>
+              </w:rPr>
             </w:pPr>
             <w:r>
+              <w:rPr>
+                <w:sz w:val="18"/>
+                <w:szCs w:val="18"/>
+              </w:rPr>
               <w:t xml:space="preserve">Срок оплаты </w:t>
             </w:r>
           </w:p>
@@ -1055,9 +1670,16 @@
           <w:p>
             <w:pPr>
               <w:pStyle w:val="10"/>
+              <w:rPr>
+                <w:sz w:val="18"/>
+                <w:szCs w:val="18"/>
+                <w:lang w:val="en-US"/>
+              </w:rPr>
             </w:pPr>
             <w:r>
               <w:rPr>
+                <w:sz w:val="18"/>
+                <w:szCs w:val="18"/>
                 <w:lang w:val="en-US"/>
               </w:rPr>
               <w:t>${</w:t>
@@ -1065,16 +1687,20 @@
             <w:proofErr w:type="spellStart"/>
             <w:r>
               <w:rPr>
+                <w:sz w:val="18"/>
+                <w:szCs w:val="18"/>
                 <w:lang w:val="en-US"/>
               </w:rPr>
-              <w:t>srok</w:t>
+              <w:t>usloviya_oplaty</w:t>
             </w:r>
             <w:proofErr w:type="spellEnd"/>
             <w:r>
               <w:rPr>
+                <w:sz w:val="18"/>
+                <w:szCs w:val="18"/>
                 <w:lang w:val="en-US"/>
               </w:rPr>
-              <w:t>},</w:t>
+              <w:t>}</w:t>
             </w:r>
           </w:p>
         </w:tc>
@@ -1092,8 +1718,16 @@
           <w:p>
             <w:pPr>
               <w:pStyle w:val="10"/>
+              <w:rPr>
+                <w:sz w:val="18"/>
+                <w:szCs w:val="18"/>
+              </w:rPr>
             </w:pPr>
             <w:r>
+              <w:rPr>
+                <w:sz w:val="18"/>
+                <w:szCs w:val="18"/>
+              </w:rPr>
               <w:t>Примечания и дополнительные условия</w:t>
             </w:r>
           </w:p>
@@ -1107,11 +1741,15 @@
             <w:pPr>
               <w:pStyle w:val="10"/>
               <w:rPr>
+                <w:sz w:val="18"/>
+                <w:szCs w:val="18"/>
                 <w:lang w:val="en-US"/>
               </w:rPr>
             </w:pPr>
             <w:r>
               <w:rPr>
+                <w:sz w:val="18"/>
+                <w:szCs w:val="18"/>
                 <w:lang w:val="en-US"/>
               </w:rPr>
               <w:t>${</w:t>
@@ -1119,19 +1757,17 @@
             <w:proofErr w:type="spellStart"/>
             <w:r>
               <w:rPr>
+                <w:sz w:val="18"/>
+                <w:szCs w:val="18"/>
                 <w:lang w:val="en-US"/>
               </w:rPr>
-              <w:t>dopol</w:t>
-            </w:r>
-            <w:r>
-              <w:rPr>
-                <w:lang w:val="en-US"/>
-              </w:rPr>
-              <w:t>nitilniye</w:t>
+              <w:t>primechanya</w:t>
             </w:r>
             <w:proofErr w:type="spellEnd"/>
             <w:r>
               <w:rPr>
+                <w:sz w:val="18"/>
+                <w:szCs w:val="18"/>
                 <w:lang w:val="en-US"/>
               </w:rPr>
               <w:t>}</w:t>
@@ -1145,34 +1781,38 @@
         <w:pStyle w:val="10"/>
         <w:ind w:left="360"/>
         <w:jc w:val="both"/>
+        <w:rPr>
+          <w:sz w:val="18"/>
+          <w:szCs w:val="18"/>
+        </w:rPr>
       </w:pPr>
     </w:p>
     <w:p>
       <w:pPr>
         <w:pStyle w:val="a4"/>
         <w:rPr>
-          <w:sz w:val="20"/>
-          <w:szCs w:val="20"/>
+          <w:sz w:val="18"/>
+          <w:szCs w:val="18"/>
         </w:rPr>
       </w:pPr>
       <w:r>
         <w:rPr>
-          <w:sz w:val="20"/>
-          <w:szCs w:val="20"/>
+          <w:sz w:val="18"/>
+          <w:szCs w:val="18"/>
         </w:rPr>
         <w:t>1)</w:t>
       </w:r>
       <w:r>
         <w:rPr>
-          <w:sz w:val="20"/>
-          <w:szCs w:val="20"/>
+          <w:sz w:val="18"/>
+          <w:szCs w:val="18"/>
         </w:rPr>
         <w:t xml:space="preserve"> </w:t>
       </w:r>
       <w:r>
         <w:rPr>
-          <w:sz w:val="20"/>
-          <w:szCs w:val="20"/>
+          <w:sz w:val="18"/>
+          <w:szCs w:val="18"/>
         </w:rPr>
         <w:t>Данный договор-заявка является разовым и имеет полную юридическую силу.</w:t>
       </w:r>
@@ -1181,399 +1821,207 @@
       <w:pPr>
         <w:pStyle w:val="a4"/>
         <w:rPr>
-          <w:sz w:val="20"/>
-          <w:szCs w:val="20"/>
+          <w:sz w:val="18"/>
+          <w:szCs w:val="18"/>
         </w:rPr>
       </w:pPr>
       <w:r>
         <w:rPr>
-          <w:sz w:val="20"/>
-          <w:szCs w:val="20"/>
+          <w:sz w:val="18"/>
+          <w:szCs w:val="18"/>
         </w:rPr>
         <w:t>2)</w:t>
       </w:r>
       <w:r>
         <w:rPr>
-          <w:sz w:val="20"/>
-          <w:szCs w:val="20"/>
+          <w:sz w:val="18"/>
+          <w:szCs w:val="18"/>
         </w:rPr>
         <w:t xml:space="preserve"> </w:t>
       </w:r>
       <w:r>
         <w:rPr>
-          <w:sz w:val="20"/>
-          <w:szCs w:val="20"/>
+          <w:sz w:val="18"/>
+          <w:szCs w:val="18"/>
         </w:rPr>
         <w:t>Договор оформляется в простой письменной форме, которая подписывается уполномоченными лицами Заказчика и Перевозчика.</w:t>
       </w:r>
       <w:r>
         <w:rPr>
-          <w:sz w:val="20"/>
-          <w:szCs w:val="20"/>
+          <w:sz w:val="18"/>
+          <w:szCs w:val="18"/>
         </w:rPr>
         <w:br/>
+        <w:t>3) Заявка считается согласованной и принятой к исполнению с момента получения Исполнителем цветной скан-копии Заявки (с синей печатью и подписью) со стороны Заказчика. Исполнитель вправе без применения к нему штрафных санкций отказаться от Заявки за 4 часа до согласованной даты погрузки.</w:t>
       </w:r>
       <w:r>
         <w:rPr>
-          <w:sz w:val="20"/>
-          <w:szCs w:val="20"/>
+          <w:sz w:val="18"/>
+          <w:szCs w:val="18"/>
         </w:rPr>
-        <w:t>3</w:t>
-      </w:r>
-      <w:proofErr w:type="gramStart"/>
-      <w:r>
-        <w:rPr>
-          <w:sz w:val="20"/>
-          <w:szCs w:val="20"/>
-        </w:rPr>
-        <w:t>)</w:t>
-      </w:r>
-      <w:r>
-        <w:t xml:space="preserve"> </w:t>
+        <w:br/>
+        <w:t>4) Исполнитель не должен покидать место погрузки/выгрузки без правильно и полностью оформленных документов, исполнитель совместно с грузоотправителем обязаны проверять документально на соответствие фактически загруженных мест согласно ТН, внешнее состояние груза и его упаковки, укладку и крепление груза с точки зрения и сохранности груза, ТС и безопасности во время перевозки.</w:t>
       </w:r>
       <w:r>
         <w:rPr>
-          <w:sz w:val="20"/>
-          <w:szCs w:val="20"/>
-        </w:rPr>
-        <w:t>.</w:t>
-      </w:r>
-      <w:proofErr w:type="gramEnd"/>
-      <w:r>
-        <w:rPr>
-          <w:sz w:val="20"/>
-          <w:szCs w:val="20"/>
-        </w:rPr>
-        <w:t xml:space="preserve"> Заявка считается согласованной и принятой к исполнению с момента получения Исполнителем цветной скан-копии Заявки (с синей печатью и подписью) со стороны Заказчика. Исполнитель вправе без применения к нему штрафных санкций отказаться от Заявки за 4 часа до согласованной даты погрузки.</w:t>
-      </w:r>
-      <w:r>
-        <w:rPr>
-          <w:sz w:val="20"/>
-          <w:szCs w:val="20"/>
+          <w:sz w:val="18"/>
+          <w:szCs w:val="18"/>
         </w:rPr>
         <w:br/>
-      </w:r>
-      <w:r>
-        <w:rPr>
-          <w:sz w:val="20"/>
-          <w:szCs w:val="20"/>
-        </w:rPr>
-        <w:t>4)</w:t>
-      </w:r>
-      <w:r>
-        <w:t xml:space="preserve"> </w:t>
-      </w:r>
-      <w:r>
-        <w:rPr>
-          <w:sz w:val="20"/>
-          <w:szCs w:val="20"/>
-        </w:rPr>
-        <w:t>Исполнитель не должен покидать место погрузки/выгрузки без правильно и полностью оформленных документов, исполнитель совместно с грузоотправителем обязаны проверять документально на соответствие фактически загруженных мест согласно ТН, внешнее состояние груза и его упаковки, укладку и крепление груза с точки зрения и сохранности груза, ТС и безопасности во время перевозки.</w:t>
-      </w:r>
-      <w:r>
-        <w:rPr>
-          <w:sz w:val="20"/>
-          <w:szCs w:val="20"/>
-        </w:rPr>
-        <w:br/>
-      </w:r>
-      <w:r>
-        <w:rPr>
-          <w:sz w:val="20"/>
-          <w:szCs w:val="20"/>
-        </w:rPr>
-        <w:t>5)</w:t>
-      </w:r>
-      <w:r>
-        <w:t xml:space="preserve"> </w:t>
-      </w:r>
-      <w:r>
-        <w:rPr>
-          <w:sz w:val="20"/>
-          <w:szCs w:val="20"/>
-        </w:rPr>
-        <w:t>Исполнитель немедленно информирует Заказчика о вынужденных задержках ТС в пути, авариях и т.п., препятствующих своевременной доставке груза, скорректировать срок доставки груза, без применения каких-либо штрафных санкций со стороны Заказчика</w:t>
+        <w:t>5) Исполнитель немедленно информирует Заказчика о вынужденных задержках ТС в пути, авариях и т.п., препятствующих своевременной доставке груза, скорректировать срок доставки груза, без применения каких-либо штрафных санкций со стороны Заказчика</w:t>
       </w:r>
     </w:p>
     <w:p>
       <w:pPr>
         <w:pStyle w:val="a4"/>
         <w:rPr>
-          <w:sz w:val="20"/>
-          <w:szCs w:val="20"/>
+          <w:sz w:val="18"/>
+          <w:szCs w:val="18"/>
         </w:rPr>
       </w:pPr>
       <w:r>
         <w:rPr>
-          <w:sz w:val="20"/>
-          <w:szCs w:val="20"/>
+          <w:sz w:val="18"/>
+          <w:szCs w:val="18"/>
         </w:rPr>
-        <w:t>6) За нарушение Исполнителем срока доставки Груза Заказчик вправе взыскать с Исполнителя штраф в размере 1000 (одна тысяча) руб. за каждые сутки просроч</w:t>
+        <w:t>6) За нарушение Исполнителем срока доставки Груза Заказчик вправе взыскать с Исполнителя штраф в размере 1000 (одна тысяча) руб. за каждые сутки просрочки, при условии несоблюдения п.5 настоящего Договор-Заявки.</w:t>
       </w:r>
       <w:r>
         <w:rPr>
-          <w:sz w:val="20"/>
-          <w:szCs w:val="20"/>
-        </w:rPr>
-        <w:t>ки, при условии несоблюдения п.5</w:t>
-      </w:r>
-      <w:r>
-        <w:rPr>
-          <w:sz w:val="20"/>
-          <w:szCs w:val="20"/>
-        </w:rPr>
-        <w:t xml:space="preserve"> настоящего Договор-Заявки.</w:t>
-      </w:r>
-      <w:r>
-        <w:rPr>
-          <w:sz w:val="20"/>
-          <w:szCs w:val="20"/>
+          <w:sz w:val="18"/>
+          <w:szCs w:val="18"/>
         </w:rPr>
         <w:br/>
-      </w:r>
-      <w:r>
-        <w:rPr>
-          <w:sz w:val="20"/>
-          <w:szCs w:val="20"/>
-        </w:rPr>
-        <w:t>7</w:t>
-      </w:r>
-      <w:proofErr w:type="gramStart"/>
-      <w:r>
-        <w:rPr>
-          <w:sz w:val="20"/>
-          <w:szCs w:val="20"/>
-        </w:rPr>
-        <w:t>)</w:t>
-      </w:r>
-      <w:proofErr w:type="gramEnd"/>
-      <w:r>
-        <w:t xml:space="preserve"> </w:t>
-      </w:r>
-      <w:r>
-        <w:rPr>
-          <w:sz w:val="20"/>
-          <w:szCs w:val="20"/>
-        </w:rPr>
-        <w:t>За невывоз</w:t>
-      </w:r>
-      <w:r>
-        <w:rPr>
-          <w:sz w:val="20"/>
-          <w:szCs w:val="20"/>
-        </w:rPr>
-        <w:t xml:space="preserve"> </w:t>
-      </w:r>
-      <w:r>
-        <w:rPr>
-          <w:sz w:val="20"/>
-          <w:szCs w:val="20"/>
-        </w:rPr>
-        <w:t>г</w:t>
-      </w:r>
-      <w:r>
-        <w:rPr>
-          <w:sz w:val="20"/>
-          <w:szCs w:val="20"/>
-        </w:rPr>
-        <w:t>руза по вине Исполнителя Заказчик вправе взыскать с Исполнителя штраф в размере 10 % провозной платы.</w:t>
+        <w:t>7) За невывоз груза по вине Исполнителя Заказчик вправе взыскать с Исполнителя штраф в размере 10 % провозной платы.</w:t>
       </w:r>
     </w:p>
     <w:p>
       <w:pPr>
         <w:pStyle w:val="a4"/>
         <w:rPr>
-          <w:sz w:val="20"/>
-          <w:szCs w:val="20"/>
+          <w:sz w:val="18"/>
+          <w:szCs w:val="18"/>
         </w:rPr>
       </w:pPr>
       <w:r>
         <w:rPr>
-          <w:sz w:val="20"/>
-          <w:szCs w:val="20"/>
+          <w:sz w:val="18"/>
+          <w:szCs w:val="18"/>
         </w:rPr>
-        <w:t>8)</w:t>
-      </w:r>
-      <w:r>
-        <w:t xml:space="preserve"> </w:t>
+        <w:t>8) При задержке (простое) специализированных транспортных средств Заказчик уплачивает штраф в размере 10 000 (десять тысяч) руб. за каждые сутки простоя. Перечень специализированных транспортных средств определяется действующими Правилами перевозок грузов автомобильным транспортом. Основанием для начисления штрафа за задержку (простой) специализированных транспортных средств служат отметки в транспортных накладных или в путевых листах о времени прибытия и убытия транспортных средств</w:t>
       </w:r>
       <w:r>
         <w:rPr>
-          <w:sz w:val="20"/>
-          <w:szCs w:val="20"/>
+          <w:sz w:val="18"/>
+          <w:szCs w:val="18"/>
         </w:rPr>
-        <w:t>При задержке (простое) специализированных транспортных средств Заказчик уплачивает штраф в размере 10 000 (десять тысяч) руб. за каждые сутки простоя. Перечень специализированных транспортных средств определяется действующими Правилами перевозок грузов автомобильным транспортом. Основанием для начисления штрафа за задержку (простой) специализированных транспортных средств служат отметки в транспортных накладных или в путевых листах о времени прибытия и убытия транспортных средств</w:t>
+        <w:br/>
+        <w:t>9) Исполнитель совместно с грузоотправителем обязаны лично участвовать при погрузочно-разгрузочных работах и контролировать: целостность упаковки, наличие достаточного количества крепежа груза, правильный порядок размещения груза в ТС с учетом корректного размещения груза по осям и его сохранности в момент перевозки.</w:t>
       </w:r>
       <w:r>
         <w:rPr>
-          <w:sz w:val="20"/>
-          <w:szCs w:val="20"/>
+          <w:sz w:val="18"/>
+          <w:szCs w:val="18"/>
         </w:rPr>
         <w:br/>
-        <w:t>9)</w:t>
-      </w:r>
-      <w:r>
-        <w:t xml:space="preserve"> </w:t>
+        <w:t>10) За задержку (простой) транспортного средства Исполнитель вправе взыскать с Заказчика штраф в размере 2 000 (две тысячи) руб. в летний период (апрель-сентябрь), 4 000 (четыре тысячи) руб. в зимний период (октябрь-март) за каждые сутки простоя. Основанием для начисления штрафа за задержку (простой) транспортных средств служат отметки в транспортных накладных или в путевых листах о времени прибытия и убытия транспортных средств.</w:t>
       </w:r>
       <w:r>
         <w:rPr>
-          <w:sz w:val="20"/>
-          <w:szCs w:val="20"/>
-        </w:rPr>
-        <w:t>Исполнитель совместно с грузоотправителем обязаны лично участвовать при погрузочно-разгрузочных работах и контролировать: целостность упаковки, наличие достаточного количества крепежа груза, правильный порядок размещения груза в ТС с учетом корректного размещения груза по осям и его сохранности в момент перевозки.</w:t>
-      </w:r>
-      <w:r>
-        <w:rPr>
-          <w:sz w:val="20"/>
-          <w:szCs w:val="20"/>
+          <w:sz w:val="18"/>
+          <w:szCs w:val="18"/>
         </w:rPr>
         <w:br/>
-        <w:t>10)</w:t>
-      </w:r>
-      <w:r>
-        <w:t xml:space="preserve"> </w:t>
-      </w:r>
-      <w:r>
-        <w:rPr>
-          <w:sz w:val="20"/>
-          <w:szCs w:val="20"/>
-        </w:rPr>
-        <w:t>За задержку (простой) транспортного средства Исполнитель вправе взыскать с Заказчика штраф в размере 2 000 (две тысячи) руб. в летний период (апрель-сентябрь), 4 000 (четыре тысячи) руб. в зимний период (октябрь-март) за каждые сутки простоя. Основанием для начисления штрафа за задержку (простой) транспортных средств служат отметки в транспортных накладных или в путевых листах о времени прибытия и убытия транспортных средств.</w:t>
-      </w:r>
-      <w:r>
-        <w:rPr>
-          <w:sz w:val="20"/>
-          <w:szCs w:val="20"/>
-        </w:rPr>
-        <w:br/>
-        <w:t>11)</w:t>
-      </w:r>
-      <w:r>
-        <w:t xml:space="preserve"> </w:t>
-      </w:r>
-      <w:r>
-        <w:rPr>
-          <w:sz w:val="20"/>
-          <w:szCs w:val="20"/>
-        </w:rPr>
-        <w:t>Заказчик обязан предоставить весь комплект документов, необходимых для перевозки грузов, товаросопроводительных документов (ТТН/</w:t>
+        <w:t>11) Заказчик обязан предоставить весь комплект документов, необходимых для перевозки грузов, товаросопроводительных документов (ТТН/</w:t>
       </w:r>
       <w:proofErr w:type="spellStart"/>
       <w:r>
         <w:rPr>
-          <w:sz w:val="20"/>
-          <w:szCs w:val="20"/>
+          <w:sz w:val="18"/>
+          <w:szCs w:val="18"/>
         </w:rPr>
         <w:t>ТрН</w:t>
       </w:r>
       <w:proofErr w:type="spellEnd"/>
       <w:r>
         <w:rPr>
-          <w:sz w:val="20"/>
-          <w:szCs w:val="20"/>
+          <w:sz w:val="18"/>
+          <w:szCs w:val="18"/>
         </w:rPr>
         <w:t>).</w:t>
       </w:r>
       <w:r>
         <w:rPr>
-          <w:sz w:val="20"/>
-          <w:szCs w:val="20"/>
+          <w:sz w:val="18"/>
+          <w:szCs w:val="18"/>
         </w:rPr>
         <w:br/>
-        <w:t>12)</w:t>
-      </w:r>
-      <w:r>
-        <w:t xml:space="preserve"> </w:t>
+        <w:t>12) За не</w:t>
       </w:r>
       <w:r>
         <w:rPr>
-          <w:sz w:val="20"/>
-          <w:szCs w:val="20"/>
-        </w:rPr>
-        <w:t>За не</w:t>
-      </w:r>
-      <w:r>
-        <w:rPr>
-          <w:sz w:val="20"/>
-          <w:szCs w:val="20"/>
+          <w:sz w:val="18"/>
+          <w:szCs w:val="18"/>
         </w:rPr>
         <w:t xml:space="preserve"> </w:t>
       </w:r>
       <w:r>
         <w:rPr>
-          <w:sz w:val="20"/>
-          <w:szCs w:val="20"/>
+          <w:sz w:val="18"/>
+          <w:szCs w:val="18"/>
         </w:rPr>
         <w:t>предъявление Груза для перевозки Исполнитель вправе взыскать с Заказчика штраф в размере 20 % провозной платы. Отказ Заказчика от согласованной Заявки менее чем за 24 часа до даты погрузки приравнивается к непредъявлению груза.</w:t>
       </w:r>
       <w:r>
         <w:rPr>
-          <w:sz w:val="20"/>
-          <w:szCs w:val="20"/>
+          <w:sz w:val="18"/>
+          <w:szCs w:val="18"/>
         </w:rPr>
         <w:br/>
-        <w:t>13)</w:t>
-      </w:r>
-      <w:r>
-        <w:t xml:space="preserve"> </w:t>
+        <w:t>13) С момента принятия груза к перевозке Исполнитель несет полную материальную ответственность за груз с момента загрузки и до его сдачи грузополучателю или уполномоченному им лицу, указанному в ТТН</w:t>
       </w:r>
       <w:r>
         <w:rPr>
-          <w:sz w:val="20"/>
-          <w:szCs w:val="20"/>
-        </w:rPr>
-        <w:t>С момента принятия груза к перевозке Исполнитель несет полную материальную ответственность за груз с момента загрузки и до его сдачи грузополучателю или уполномоченному им лицу, указанному в ТТН</w:t>
-      </w:r>
-      <w:r>
-        <w:rPr>
-          <w:sz w:val="20"/>
-          <w:szCs w:val="20"/>
+          <w:sz w:val="18"/>
+          <w:szCs w:val="18"/>
         </w:rPr>
         <w:br/>
-        <w:t>14)</w:t>
-      </w:r>
-      <w:r>
-        <w:rPr>
-          <w:sz w:val="20"/>
-          <w:szCs w:val="20"/>
-        </w:rPr>
-        <w:t xml:space="preserve"> Заказчик вправе отказаться от заявки не менее, чем за 24 часов до начала погрузки без предъявления штрафных санкций со стороны Исполнителя.</w:t>
+        <w:t>14) Заказчик вправе отказаться от заявки не менее, чем за 24 часов до начала погрузки без предъявления штрафных санкций со стороны Исполнителя.</w:t>
       </w:r>
     </w:p>
     <w:p>
       <w:pPr>
         <w:pStyle w:val="a4"/>
         <w:rPr>
-          <w:sz w:val="20"/>
-          <w:szCs w:val="20"/>
+          <w:sz w:val="18"/>
+          <w:szCs w:val="18"/>
         </w:rPr>
       </w:pPr>
       <w:r>
         <w:rPr>
-          <w:sz w:val="20"/>
-          <w:szCs w:val="20"/>
+          <w:sz w:val="18"/>
+          <w:szCs w:val="18"/>
         </w:rPr>
-        <w:lastRenderedPageBreak/>
         <w:br/>
       </w:r>
       <w:r>
         <w:rPr>
-          <w:sz w:val="20"/>
-          <w:szCs w:val="20"/>
+          <w:sz w:val="18"/>
+          <w:szCs w:val="18"/>
         </w:rPr>
         <w:t>18</w:t>
       </w:r>
       <w:r>
         <w:rPr>
-          <w:sz w:val="20"/>
-          <w:szCs w:val="20"/>
+          <w:sz w:val="18"/>
+          <w:szCs w:val="18"/>
         </w:rPr>
         <w:t>)</w:t>
       </w:r>
       <w:r>
         <w:rPr>
-          <w:sz w:val="20"/>
-          <w:szCs w:val="20"/>
+          <w:sz w:val="18"/>
+          <w:szCs w:val="18"/>
         </w:rPr>
         <w:t>Разрешение споров</w:t>
       </w:r>
@@ -1582,28 +2030,28 @@
       <w:pPr>
         <w:pStyle w:val="a4"/>
         <w:rPr>
-          <w:sz w:val="20"/>
-          <w:szCs w:val="20"/>
+          <w:sz w:val="18"/>
+          <w:szCs w:val="18"/>
         </w:rPr>
       </w:pPr>
       <w:r>
         <w:rPr>
-          <w:sz w:val="20"/>
-          <w:szCs w:val="20"/>
+          <w:sz w:val="18"/>
+          <w:szCs w:val="18"/>
         </w:rPr>
         <w:t>Споры, связанные с исполнением настоящего Договора, разрешаются путем двусторонних переговоров. В случае невозможности разрешения разногласий путем переговоров они подлежат рассмотрению в суде</w:t>
       </w:r>
       <w:r>
         <w:rPr>
-          <w:sz w:val="20"/>
-          <w:szCs w:val="20"/>
+          <w:sz w:val="18"/>
+          <w:szCs w:val="18"/>
         </w:rPr>
         <w:t xml:space="preserve"> г Тольятти</w:t>
       </w:r>
       <w:r>
         <w:rPr>
-          <w:sz w:val="20"/>
-          <w:szCs w:val="20"/>
+          <w:sz w:val="18"/>
+          <w:szCs w:val="18"/>
         </w:rPr>
         <w:t>, установленном законодательством Российской Федерации.</w:t>
       </w:r>
@@ -1612,14 +2060,14 @@
       <w:pPr>
         <w:pStyle w:val="a4"/>
         <w:rPr>
-          <w:sz w:val="16"/>
-          <w:szCs w:val="16"/>
+          <w:sz w:val="18"/>
+          <w:szCs w:val="18"/>
         </w:rPr>
       </w:pPr>
       <w:r>
         <w:rPr>
-          <w:sz w:val="16"/>
-          <w:szCs w:val="16"/>
+          <w:sz w:val="18"/>
+          <w:szCs w:val="18"/>
         </w:rPr>
         <w:t xml:space="preserve">                                             </w:t>
       </w:r>
@@ -1627,16 +2075,17 @@
     <w:p>
       <w:pPr>
         <w:pStyle w:val="10"/>
+        <w:jc w:val="center"/>
+        <w:rPr>
+          <w:sz w:val="18"/>
+          <w:szCs w:val="18"/>
+        </w:rPr>
       </w:pPr>
-      <w:r>
-        <w:t xml:space="preserve">                                                          </w:t>
-      </w:r>
-      <w:r>
-        <w:t xml:space="preserve">      </w:t>
-      </w:r>
       <w:r>
         <w:rPr>
           <w:b/>
+          <w:sz w:val="18"/>
+          <w:szCs w:val="18"/>
         </w:rPr>
         <w:t>Реквизиты и подписи сторон:</w:t>
       </w:r>
@@ -1644,6 +2093,10 @@
     <w:p>
       <w:pPr>
         <w:pStyle w:val="10"/>
+        <w:rPr>
+          <w:sz w:val="18"/>
+          <w:szCs w:val="18"/>
+        </w:rPr>
       </w:pPr>
     </w:p>
     <w:tbl>
@@ -1651,6 +2104,14 @@
         <w:tblStyle w:val="StGen1"/>
         <w:tblW w:w="10836" w:type="dxa"/>
         <w:tblInd w:w="0" w:type="dxa"/>
+        <w:tblBorders>
+          <w:top w:val="single" w:sz="4" w:space="0" w:color="auto"/>
+          <w:left w:val="single" w:sz="4" w:space="0" w:color="auto"/>
+          <w:bottom w:val="single" w:sz="4" w:space="0" w:color="auto"/>
+          <w:right w:val="single" w:sz="4" w:space="0" w:color="auto"/>
+          <w:insideH w:val="single" w:sz="4" w:space="0" w:color="auto"/>
+          <w:insideV w:val="single" w:sz="4" w:space="0" w:color="auto"/>
+        </w:tblBorders>
         <w:tblLayout w:type="fixed"/>
         <w:tblLook w:val="0400" w:firstRow="0" w:lastRow="0" w:firstColumn="0" w:lastColumn="0" w:noHBand="0" w:noVBand="1"/>
       </w:tblPr>
@@ -1670,17 +2131,33 @@
           <w:p>
             <w:pPr>
               <w:pStyle w:val="10"/>
+              <w:rPr>
+                <w:sz w:val="18"/>
+                <w:szCs w:val="18"/>
+              </w:rPr>
             </w:pPr>
             <w:r>
+              <w:rPr>
+                <w:sz w:val="18"/>
+                <w:szCs w:val="18"/>
+              </w:rPr>
               <w:t xml:space="preserve">                  </w:t>
             </w:r>
             <w:r>
+              <w:rPr>
+                <w:sz w:val="18"/>
+                <w:szCs w:val="18"/>
+              </w:rPr>
               <w:t>Заказчик:</w:t>
             </w:r>
           </w:p>
           <w:p>
             <w:pPr>
               <w:pStyle w:val="10"/>
+              <w:rPr>
+                <w:sz w:val="18"/>
+                <w:szCs w:val="18"/>
+              </w:rPr>
             </w:pPr>
           </w:p>
         </w:tc>
@@ -1693,8 +2170,16 @@
             <w:pPr>
               <w:pStyle w:val="10"/>
               <w:jc w:val="center"/>
+              <w:rPr>
+                <w:sz w:val="18"/>
+                <w:szCs w:val="18"/>
+              </w:rPr>
             </w:pPr>
             <w:r>
+              <w:rPr>
+                <w:sz w:val="18"/>
+                <w:szCs w:val="18"/>
+              </w:rPr>
               <w:t>Перевозчик:</w:t>
             </w:r>
           </w:p>
@@ -1702,7 +2187,7 @@
       </w:tr>
       <w:tr>
         <w:trPr>
-          <w:trHeight w:val="4606"/>
+          <w:trHeight w:val="132"/>
         </w:trPr>
         <w:tc>
           <w:tcPr>
@@ -1714,240 +2199,40 @@
               <w:pStyle w:val="10"/>
               <w:shd w:val="clear" w:color="auto" w:fill="FFFFFF"/>
               <w:rPr>
-                <w:sz w:val="16"/>
-                <w:szCs w:val="16"/>
+                <w:sz w:val="18"/>
+                <w:szCs w:val="18"/>
+              </w:rPr>
+            </w:pPr>
+            <w:r>
+              <w:rPr>
+                <w:sz w:val="18"/>
+                <w:szCs w:val="18"/>
+              </w:rPr>
+              <w:t>${</w:t>
+            </w:r>
+            <w:proofErr w:type="spellStart"/>
+            <w:r>
+              <w:rPr>
+                <w:sz w:val="18"/>
+                <w:szCs w:val="18"/>
                 <w:lang w:val="en-US"/>
               </w:rPr>
-            </w:pPr>
-            <w:r>
-              <w:rPr>
-                <w:sz w:val="16"/>
-                <w:szCs w:val="16"/>
-              </w:rPr>
-              <w:t>${customer.name}</w:t>
-            </w:r>
-          </w:p>
-          <w:p>
-            <w:pPr>
-              <w:pStyle w:val="10"/>
-              <w:shd w:val="clear" w:color="auto" w:fill="FFFFFF"/>
-              <w:rPr>
-                <w:sz w:val="16"/>
-                <w:szCs w:val="16"/>
-                <w:lang w:val="en-US"/>
-              </w:rPr>
-            </w:pPr>
-            <w:r>
-              <w:rPr>
-                <w:sz w:val="16"/>
-                <w:szCs w:val="16"/>
-                <w:lang w:val="en-US"/>
-              </w:rPr>
-              <w:t>${</w:t>
-            </w:r>
-            <w:proofErr w:type="spellStart"/>
-            <w:r>
-              <w:rPr>
-                <w:sz w:val="16"/>
-                <w:szCs w:val="16"/>
-                <w:lang w:val="en-US"/>
-              </w:rPr>
-              <w:t>address_zakazchik</w:t>
+              <w:t>kratk_nazv_zak</w:t>
             </w:r>
             <w:proofErr w:type="spellEnd"/>
             <w:r>
               <w:rPr>
-                <w:sz w:val="16"/>
-                <w:szCs w:val="16"/>
-                <w:lang w:val="en-US"/>
+                <w:sz w:val="18"/>
+                <w:szCs w:val="18"/>
               </w:rPr>
               <w:t>}</w:t>
-            </w:r>
-          </w:p>
-          <w:p>
-            <w:pPr>
-              <w:pStyle w:val="10"/>
-              <w:shd w:val="clear" w:color="auto" w:fill="FFFFFF"/>
-              <w:rPr>
-                <w:sz w:val="16"/>
-                <w:szCs w:val="16"/>
-                <w:lang w:val="en-US"/>
-              </w:rPr>
-            </w:pPr>
-            <w:r>
-              <w:rPr>
-                <w:sz w:val="16"/>
-                <w:szCs w:val="16"/>
-                <w:lang w:val="en-US"/>
-              </w:rPr>
-              <w:t>${</w:t>
-            </w:r>
-            <w:proofErr w:type="spellStart"/>
-            <w:proofErr w:type="gramStart"/>
-            <w:r>
-              <w:rPr>
-                <w:sz w:val="16"/>
-                <w:szCs w:val="16"/>
-                <w:lang w:val="en-US"/>
-              </w:rPr>
-              <w:t>pocht.adress</w:t>
-            </w:r>
-            <w:proofErr w:type="gramEnd"/>
-            <w:r>
-              <w:rPr>
-                <w:sz w:val="16"/>
-                <w:szCs w:val="16"/>
-                <w:lang w:val="en-US"/>
-              </w:rPr>
-              <w:t>_zakazchik</w:t>
-            </w:r>
-            <w:proofErr w:type="spellEnd"/>
-            <w:r>
-              <w:rPr>
-                <w:sz w:val="16"/>
-                <w:szCs w:val="16"/>
-                <w:lang w:val="en-US"/>
-              </w:rPr>
-              <w:t>}</w:t>
-            </w:r>
-          </w:p>
-          <w:p>
-            <w:pPr>
-              <w:pStyle w:val="10"/>
-              <w:shd w:val="clear" w:color="auto" w:fill="FFFFFF"/>
-              <w:rPr>
-                <w:sz w:val="16"/>
-                <w:szCs w:val="16"/>
-                <w:lang w:val="en-US"/>
-              </w:rPr>
-            </w:pPr>
-            <w:r>
-              <w:rPr>
-                <w:sz w:val="16"/>
-                <w:szCs w:val="16"/>
-                <w:lang w:val="en-US"/>
-              </w:rPr>
-              <w:t>${OGRN}</w:t>
-            </w:r>
-          </w:p>
-          <w:p>
-            <w:pPr>
-              <w:pStyle w:val="10"/>
-              <w:shd w:val="clear" w:color="auto" w:fill="FFFFFF"/>
-              <w:rPr>
-                <w:sz w:val="16"/>
-                <w:szCs w:val="16"/>
-                <w:lang w:val="en-US"/>
-              </w:rPr>
-            </w:pPr>
-            <w:r>
-              <w:rPr>
-                <w:sz w:val="16"/>
-                <w:szCs w:val="16"/>
-                <w:lang w:val="en-US"/>
-              </w:rPr>
-              <w:t>${INN}</w:t>
-            </w:r>
-          </w:p>
-          <w:p>
-            <w:pPr>
-              <w:pStyle w:val="10"/>
-              <w:shd w:val="clear" w:color="auto" w:fill="FFFFFF"/>
-              <w:rPr>
-                <w:sz w:val="16"/>
-                <w:szCs w:val="16"/>
-                <w:lang w:val="en-US"/>
-              </w:rPr>
-            </w:pPr>
-            <w:r>
-              <w:rPr>
-                <w:sz w:val="16"/>
-                <w:szCs w:val="16"/>
-                <w:lang w:val="en-US"/>
-              </w:rPr>
-              <w:t>${KPP}</w:t>
-            </w:r>
-          </w:p>
-          <w:p>
-            <w:pPr>
-              <w:pStyle w:val="10"/>
-              <w:shd w:val="clear" w:color="auto" w:fill="FFFFFF"/>
-              <w:rPr>
-                <w:sz w:val="16"/>
-                <w:szCs w:val="16"/>
-                <w:lang w:val="en-US"/>
-              </w:rPr>
-            </w:pPr>
-            <w:r>
-              <w:rPr>
-                <w:sz w:val="16"/>
-                <w:szCs w:val="16"/>
-                <w:lang w:val="en-US"/>
-              </w:rPr>
-              <w:t>${r/s}</w:t>
-            </w:r>
-          </w:p>
-          <w:p>
-            <w:pPr>
-              <w:pStyle w:val="10"/>
-              <w:shd w:val="clear" w:color="auto" w:fill="FFFFFF"/>
-              <w:rPr>
-                <w:sz w:val="16"/>
-                <w:szCs w:val="16"/>
-                <w:lang w:val="en-US"/>
-              </w:rPr>
-            </w:pPr>
-            <w:r>
-              <w:rPr>
-                <w:sz w:val="16"/>
-                <w:szCs w:val="16"/>
-                <w:lang w:val="en-US"/>
-              </w:rPr>
-              <w:t>${Bank}</w:t>
-            </w:r>
-          </w:p>
-          <w:p>
-            <w:pPr>
-              <w:pStyle w:val="10"/>
-              <w:shd w:val="clear" w:color="auto" w:fill="FFFFFF"/>
-              <w:rPr>
-                <w:sz w:val="16"/>
-                <w:szCs w:val="16"/>
-                <w:lang w:val="en-US"/>
-              </w:rPr>
-            </w:pPr>
-            <w:r>
-              <w:rPr>
-                <w:sz w:val="16"/>
-                <w:szCs w:val="16"/>
-                <w:lang w:val="en-US"/>
-              </w:rPr>
-              <w:t>${k/s}</w:t>
-            </w:r>
-          </w:p>
-          <w:p>
-            <w:pPr>
-              <w:pStyle w:val="10"/>
-              <w:shd w:val="clear" w:color="auto" w:fill="FFFFFF"/>
-              <w:rPr>
-                <w:sz w:val="16"/>
-                <w:szCs w:val="16"/>
-                <w:lang w:val="en-US"/>
-              </w:rPr>
-            </w:pPr>
-            <w:r>
-              <w:rPr>
-                <w:sz w:val="16"/>
-                <w:szCs w:val="16"/>
-                <w:lang w:val="en-US"/>
-              </w:rPr>
-              <w:t>${BIK}</w:t>
             </w:r>
           </w:p>
         </w:tc>
         <w:tc>
           <w:tcPr>
             <w:tcW w:w="5199" w:type="dxa"/>
+            <w:vMerge w:val="restart"/>
             <w:shd w:val="clear" w:color="auto" w:fill="auto"/>
           </w:tcPr>
           <w:p>
@@ -1955,38 +2240,34 @@
               <w:pStyle w:val="10"/>
               <w:shd w:val="clear" w:color="auto" w:fill="FFFFFF"/>
               <w:rPr>
-                <w:rFonts w:asciiTheme="majorHAnsi" w:hAnsiTheme="majorHAnsi" w:cstheme="majorHAnsi"/>
                 <w:color w:val="000000"/>
-                <w:sz w:val="20"/>
-                <w:szCs w:val="20"/>
+                <w:sz w:val="18"/>
+                <w:szCs w:val="18"/>
               </w:rPr>
             </w:pPr>
             <w:r>
               <w:rPr>
-                <w:rFonts w:asciiTheme="majorHAnsi" w:hAnsiTheme="majorHAnsi" w:cstheme="majorHAnsi"/>
                 <w:color w:val="000000"/>
-                <w:sz w:val="20"/>
-                <w:szCs w:val="20"/>
+                <w:sz w:val="18"/>
+                <w:szCs w:val="18"/>
               </w:rPr>
               <w:t>ООО «</w:t>
             </w:r>
             <w:proofErr w:type="spellStart"/>
             <w:r>
               <w:rPr>
-                <w:rFonts w:asciiTheme="majorHAnsi" w:hAnsiTheme="majorHAnsi" w:cstheme="majorHAnsi"/>
                 <w:color w:val="000000"/>
-                <w:sz w:val="20"/>
-                <w:szCs w:val="20"/>
+                <w:sz w:val="18"/>
+                <w:szCs w:val="18"/>
               </w:rPr>
               <w:t>АВтоПартнер</w:t>
             </w:r>
             <w:proofErr w:type="spellEnd"/>
             <w:r>
               <w:rPr>
-                <w:rFonts w:asciiTheme="majorHAnsi" w:hAnsiTheme="majorHAnsi" w:cstheme="majorHAnsi"/>
                 <w:color w:val="000000"/>
-                <w:sz w:val="20"/>
-                <w:szCs w:val="20"/>
+                <w:sz w:val="18"/>
+                <w:szCs w:val="18"/>
               </w:rPr>
               <w:t xml:space="preserve"> Поволжья»</w:t>
             </w:r>
@@ -1996,31 +2277,26 @@
               <w:pStyle w:val="10"/>
               <w:shd w:val="clear" w:color="auto" w:fill="FFFFFF"/>
               <w:rPr>
-                <w:rFonts w:asciiTheme="majorHAnsi" w:hAnsiTheme="majorHAnsi" w:cstheme="majorHAnsi"/>
                 <w:color w:val="000000"/>
-                <w:sz w:val="20"/>
-                <w:szCs w:val="20"/>
+                <w:sz w:val="18"/>
+                <w:szCs w:val="18"/>
               </w:rPr>
             </w:pPr>
             <w:proofErr w:type="spellStart"/>
-            <w:proofErr w:type="gramStart"/>
-            <w:r>
-              <w:rPr>
-                <w:rFonts w:asciiTheme="majorHAnsi" w:hAnsiTheme="majorHAnsi" w:cstheme="majorHAnsi"/>
+            <w:r>
+              <w:rPr>
                 <w:color w:val="000000"/>
-                <w:sz w:val="20"/>
-                <w:szCs w:val="20"/>
+                <w:sz w:val="18"/>
+                <w:szCs w:val="18"/>
               </w:rPr>
               <w:t>Юр.адрес</w:t>
             </w:r>
             <w:proofErr w:type="spellEnd"/>
-            <w:proofErr w:type="gramEnd"/>
-            <w:r>
-              <w:rPr>
-                <w:rFonts w:asciiTheme="majorHAnsi" w:hAnsiTheme="majorHAnsi" w:cstheme="majorHAnsi"/>
+            <w:r>
+              <w:rPr>
                 <w:color w:val="000000"/>
-                <w:sz w:val="20"/>
-                <w:szCs w:val="20"/>
+                <w:sz w:val="18"/>
+                <w:szCs w:val="18"/>
               </w:rPr>
               <w:t xml:space="preserve"> 445032, Самарская область, г. Тольятти,</w:t>
             </w:r>
@@ -2030,38 +2306,34 @@
               <w:pStyle w:val="10"/>
               <w:shd w:val="clear" w:color="auto" w:fill="FFFFFF"/>
               <w:rPr>
-                <w:rFonts w:asciiTheme="majorHAnsi" w:hAnsiTheme="majorHAnsi" w:cstheme="majorHAnsi"/>
                 <w:color w:val="000000"/>
-                <w:sz w:val="20"/>
-                <w:szCs w:val="20"/>
+                <w:sz w:val="18"/>
+                <w:szCs w:val="18"/>
               </w:rPr>
             </w:pPr>
             <w:r>
               <w:rPr>
-                <w:rFonts w:asciiTheme="majorHAnsi" w:hAnsiTheme="majorHAnsi" w:cstheme="majorHAnsi"/>
                 <w:color w:val="000000"/>
-                <w:sz w:val="20"/>
-                <w:szCs w:val="20"/>
+                <w:sz w:val="18"/>
+                <w:szCs w:val="18"/>
               </w:rPr>
               <w:t xml:space="preserve">ул. Дзержинского, д.98, </w:t>
             </w:r>
             <w:proofErr w:type="spellStart"/>
             <w:r>
               <w:rPr>
-                <w:rFonts w:asciiTheme="majorHAnsi" w:hAnsiTheme="majorHAnsi" w:cstheme="majorHAnsi"/>
                 <w:color w:val="000000"/>
-                <w:sz w:val="20"/>
-                <w:szCs w:val="20"/>
+                <w:sz w:val="18"/>
+                <w:szCs w:val="18"/>
               </w:rPr>
               <w:t>помещ</w:t>
             </w:r>
             <w:proofErr w:type="spellEnd"/>
             <w:r>
               <w:rPr>
-                <w:rFonts w:asciiTheme="majorHAnsi" w:hAnsiTheme="majorHAnsi" w:cstheme="majorHAnsi"/>
                 <w:color w:val="000000"/>
-                <w:sz w:val="20"/>
-                <w:szCs w:val="20"/>
+                <w:sz w:val="18"/>
+                <w:szCs w:val="18"/>
               </w:rPr>
               <w:t>. 3034,</w:t>
             </w:r>
@@ -2071,18 +2343,16 @@
               <w:pStyle w:val="10"/>
               <w:shd w:val="clear" w:color="auto" w:fill="FFFFFF"/>
               <w:rPr>
-                <w:rFonts w:asciiTheme="majorHAnsi" w:hAnsiTheme="majorHAnsi" w:cstheme="majorHAnsi"/>
                 <w:color w:val="000000"/>
-                <w:sz w:val="20"/>
-                <w:szCs w:val="20"/>
+                <w:sz w:val="18"/>
+                <w:szCs w:val="18"/>
               </w:rPr>
             </w:pPr>
             <w:r>
               <w:rPr>
-                <w:rFonts w:asciiTheme="majorHAnsi" w:hAnsiTheme="majorHAnsi" w:cstheme="majorHAnsi"/>
                 <w:color w:val="000000"/>
-                <w:sz w:val="20"/>
-                <w:szCs w:val="20"/>
+                <w:sz w:val="18"/>
+                <w:szCs w:val="18"/>
               </w:rPr>
               <w:t>офис 379</w:t>
             </w:r>
@@ -2092,18 +2362,16 @@
               <w:pStyle w:val="10"/>
               <w:shd w:val="clear" w:color="auto" w:fill="FFFFFF"/>
               <w:rPr>
-                <w:rFonts w:asciiTheme="majorHAnsi" w:hAnsiTheme="majorHAnsi" w:cstheme="majorHAnsi"/>
                 <w:color w:val="000000"/>
-                <w:sz w:val="20"/>
-                <w:szCs w:val="20"/>
+                <w:sz w:val="18"/>
+                <w:szCs w:val="18"/>
               </w:rPr>
             </w:pPr>
             <w:r>
               <w:rPr>
-                <w:rFonts w:asciiTheme="majorHAnsi" w:hAnsiTheme="majorHAnsi" w:cstheme="majorHAnsi"/>
                 <w:color w:val="000000"/>
-                <w:sz w:val="20"/>
-                <w:szCs w:val="20"/>
+                <w:sz w:val="18"/>
+                <w:szCs w:val="18"/>
               </w:rPr>
               <w:t>Почтовый адрес</w:t>
             </w:r>
@@ -2113,18 +2381,16 @@
               <w:pStyle w:val="10"/>
               <w:shd w:val="clear" w:color="auto" w:fill="FFFFFF"/>
               <w:rPr>
-                <w:rFonts w:asciiTheme="majorHAnsi" w:hAnsiTheme="majorHAnsi" w:cstheme="majorHAnsi"/>
                 <w:color w:val="000000"/>
-                <w:sz w:val="20"/>
-                <w:szCs w:val="20"/>
+                <w:sz w:val="18"/>
+                <w:szCs w:val="18"/>
               </w:rPr>
             </w:pPr>
             <w:r>
               <w:rPr>
-                <w:rFonts w:asciiTheme="majorHAnsi" w:hAnsiTheme="majorHAnsi" w:cstheme="majorHAnsi"/>
                 <w:color w:val="000000"/>
-                <w:sz w:val="20"/>
-                <w:szCs w:val="20"/>
+                <w:sz w:val="18"/>
+                <w:szCs w:val="18"/>
               </w:rPr>
               <w:t>445036, Самарская область, г. Тольятти,</w:t>
             </w:r>
@@ -2134,19 +2400,18 @@
               <w:pStyle w:val="10"/>
               <w:shd w:val="clear" w:color="auto" w:fill="FFFFFF"/>
               <w:rPr>
-                <w:rFonts w:asciiTheme="majorHAnsi" w:hAnsiTheme="majorHAnsi" w:cstheme="majorHAnsi"/>
                 <w:color w:val="000000"/>
-                <w:sz w:val="20"/>
-                <w:szCs w:val="20"/>
+                <w:sz w:val="18"/>
+                <w:szCs w:val="18"/>
               </w:rPr>
             </w:pPr>
             <w:r>
               <w:rPr>
-                <w:rFonts w:asciiTheme="majorHAnsi" w:hAnsiTheme="majorHAnsi" w:cstheme="majorHAnsi"/>
                 <w:color w:val="000000"/>
-                <w:sz w:val="20"/>
-                <w:szCs w:val="20"/>
-              </w:rPr>
+                <w:sz w:val="18"/>
+                <w:szCs w:val="18"/>
+              </w:rPr>
+              <w:lastRenderedPageBreak/>
               <w:t>Проспект Степана Разина, дом 8</w:t>
             </w:r>
           </w:p>
@@ -2155,18 +2420,16 @@
               <w:pStyle w:val="10"/>
               <w:shd w:val="clear" w:color="auto" w:fill="FFFFFF"/>
               <w:rPr>
-                <w:rFonts w:asciiTheme="majorHAnsi" w:hAnsiTheme="majorHAnsi" w:cstheme="majorHAnsi"/>
                 <w:color w:val="000000"/>
-                <w:sz w:val="20"/>
-                <w:szCs w:val="20"/>
+                <w:sz w:val="18"/>
+                <w:szCs w:val="18"/>
               </w:rPr>
             </w:pPr>
             <w:r>
               <w:rPr>
-                <w:rFonts w:asciiTheme="majorHAnsi" w:hAnsiTheme="majorHAnsi" w:cstheme="majorHAnsi"/>
                 <w:color w:val="000000"/>
-                <w:sz w:val="20"/>
-                <w:szCs w:val="20"/>
+                <w:sz w:val="18"/>
+                <w:szCs w:val="18"/>
               </w:rPr>
               <w:t>ОГРН 1246300019679</w:t>
             </w:r>
@@ -2176,18 +2439,16 @@
               <w:pStyle w:val="10"/>
               <w:shd w:val="clear" w:color="auto" w:fill="FFFFFF"/>
               <w:rPr>
-                <w:rFonts w:asciiTheme="majorHAnsi" w:hAnsiTheme="majorHAnsi" w:cstheme="majorHAnsi"/>
                 <w:color w:val="000000"/>
-                <w:sz w:val="20"/>
-                <w:szCs w:val="20"/>
+                <w:sz w:val="18"/>
+                <w:szCs w:val="18"/>
               </w:rPr>
             </w:pPr>
             <w:r>
               <w:rPr>
-                <w:rFonts w:asciiTheme="majorHAnsi" w:hAnsiTheme="majorHAnsi" w:cstheme="majorHAnsi"/>
                 <w:color w:val="000000"/>
-                <w:sz w:val="20"/>
-                <w:szCs w:val="20"/>
+                <w:sz w:val="18"/>
+                <w:szCs w:val="18"/>
               </w:rPr>
               <w:t>ИНН 6320081899</w:t>
             </w:r>
@@ -2197,18 +2458,16 @@
               <w:pStyle w:val="10"/>
               <w:shd w:val="clear" w:color="auto" w:fill="FFFFFF"/>
               <w:rPr>
-                <w:rFonts w:asciiTheme="majorHAnsi" w:hAnsiTheme="majorHAnsi" w:cstheme="majorHAnsi"/>
                 <w:color w:val="000000"/>
-                <w:sz w:val="20"/>
-                <w:szCs w:val="20"/>
+                <w:sz w:val="18"/>
+                <w:szCs w:val="18"/>
               </w:rPr>
             </w:pPr>
             <w:r>
               <w:rPr>
-                <w:rFonts w:asciiTheme="majorHAnsi" w:hAnsiTheme="majorHAnsi" w:cstheme="majorHAnsi"/>
                 <w:color w:val="000000"/>
-                <w:sz w:val="20"/>
-                <w:szCs w:val="20"/>
+                <w:sz w:val="18"/>
+                <w:szCs w:val="18"/>
               </w:rPr>
               <w:t>КПП 632001001</w:t>
             </w:r>
@@ -2218,18 +2477,16 @@
               <w:pStyle w:val="10"/>
               <w:shd w:val="clear" w:color="auto" w:fill="FFFFFF"/>
               <w:rPr>
-                <w:rFonts w:asciiTheme="majorHAnsi" w:hAnsiTheme="majorHAnsi" w:cstheme="majorHAnsi"/>
                 <w:color w:val="000000"/>
-                <w:sz w:val="20"/>
-                <w:szCs w:val="20"/>
+                <w:sz w:val="18"/>
+                <w:szCs w:val="18"/>
               </w:rPr>
             </w:pPr>
             <w:r>
               <w:rPr>
-                <w:rFonts w:asciiTheme="majorHAnsi" w:hAnsiTheme="majorHAnsi" w:cstheme="majorHAnsi"/>
                 <w:color w:val="000000"/>
-                <w:sz w:val="20"/>
-                <w:szCs w:val="20"/>
+                <w:sz w:val="18"/>
+                <w:szCs w:val="18"/>
               </w:rPr>
               <w:t>Расчетный счет 40702810529940000380</w:t>
             </w:r>
@@ -2239,18 +2496,16 @@
               <w:pStyle w:val="10"/>
               <w:shd w:val="clear" w:color="auto" w:fill="FFFFFF"/>
               <w:rPr>
-                <w:rFonts w:asciiTheme="majorHAnsi" w:hAnsiTheme="majorHAnsi" w:cstheme="majorHAnsi"/>
                 <w:color w:val="000000"/>
-                <w:sz w:val="20"/>
-                <w:szCs w:val="20"/>
+                <w:sz w:val="18"/>
+                <w:szCs w:val="18"/>
               </w:rPr>
             </w:pPr>
             <w:r>
               <w:rPr>
-                <w:rFonts w:asciiTheme="majorHAnsi" w:hAnsiTheme="majorHAnsi" w:cstheme="majorHAnsi"/>
                 <w:color w:val="000000"/>
-                <w:sz w:val="20"/>
-                <w:szCs w:val="20"/>
+                <w:sz w:val="18"/>
+                <w:szCs w:val="18"/>
               </w:rPr>
               <w:t>Наименование банковского учреждения</w:t>
             </w:r>
@@ -2260,18 +2515,16 @@
               <w:pStyle w:val="10"/>
               <w:shd w:val="clear" w:color="auto" w:fill="FFFFFF"/>
               <w:rPr>
-                <w:rFonts w:asciiTheme="majorHAnsi" w:hAnsiTheme="majorHAnsi" w:cstheme="majorHAnsi"/>
                 <w:color w:val="000000"/>
-                <w:sz w:val="20"/>
-                <w:szCs w:val="20"/>
+                <w:sz w:val="18"/>
+                <w:szCs w:val="18"/>
               </w:rPr>
             </w:pPr>
             <w:r>
               <w:rPr>
-                <w:rFonts w:asciiTheme="majorHAnsi" w:hAnsiTheme="majorHAnsi" w:cstheme="majorHAnsi"/>
                 <w:color w:val="000000"/>
-                <w:sz w:val="20"/>
-                <w:szCs w:val="20"/>
+                <w:sz w:val="18"/>
+                <w:szCs w:val="18"/>
               </w:rPr>
               <w:t>ФИЛИАЛ «НИЖЕГОРОДСКИЙ» АО «АЛЬФА-БАНК»</w:t>
             </w:r>
@@ -2281,18 +2534,16 @@
               <w:pStyle w:val="10"/>
               <w:shd w:val="clear" w:color="auto" w:fill="FFFFFF"/>
               <w:rPr>
-                <w:rFonts w:asciiTheme="majorHAnsi" w:hAnsiTheme="majorHAnsi" w:cstheme="majorHAnsi"/>
                 <w:color w:val="000000"/>
-                <w:sz w:val="20"/>
-                <w:szCs w:val="20"/>
+                <w:sz w:val="18"/>
+                <w:szCs w:val="18"/>
               </w:rPr>
             </w:pPr>
             <w:r>
               <w:rPr>
-                <w:rFonts w:asciiTheme="majorHAnsi" w:hAnsiTheme="majorHAnsi" w:cstheme="majorHAnsi"/>
                 <w:color w:val="000000"/>
-                <w:sz w:val="20"/>
-                <w:szCs w:val="20"/>
+                <w:sz w:val="18"/>
+                <w:szCs w:val="18"/>
               </w:rPr>
               <w:t>Корреспондентский счет 30101810200000000824</w:t>
             </w:r>
@@ -2302,40 +2553,496 @@
               <w:pStyle w:val="10"/>
               <w:shd w:val="clear" w:color="auto" w:fill="FFFFFF"/>
               <w:rPr>
-                <w:rFonts w:asciiTheme="majorHAnsi" w:hAnsiTheme="majorHAnsi" w:cstheme="majorHAnsi"/>
                 <w:color w:val="000000"/>
-                <w:sz w:val="20"/>
-                <w:szCs w:val="20"/>
+                <w:sz w:val="18"/>
+                <w:szCs w:val="18"/>
               </w:rPr>
             </w:pPr>
             <w:r>
               <w:rPr>
-                <w:rFonts w:asciiTheme="majorHAnsi" w:hAnsiTheme="majorHAnsi" w:cstheme="majorHAnsi"/>
                 <w:color w:val="000000"/>
-                <w:sz w:val="20"/>
-                <w:szCs w:val="20"/>
+                <w:sz w:val="18"/>
+                <w:szCs w:val="18"/>
               </w:rPr>
               <w:t>БИК 042202824</w:t>
             </w:r>
           </w:p>
+        </w:tc>
+      </w:tr>
+      <w:tr>
+        <w:trPr>
+          <w:trHeight w:val="132"/>
+        </w:trPr>
+        <w:tc>
+          <w:tcPr>
+            <w:tcW w:w="5637" w:type="dxa"/>
+            <w:shd w:val="clear" w:color="auto" w:fill="auto"/>
+          </w:tcPr>
           <w:p>
             <w:pPr>
               <w:pStyle w:val="10"/>
               <w:shd w:val="clear" w:color="auto" w:fill="FFFFFF"/>
               <w:rPr>
-                <w:rFonts w:asciiTheme="majorHAnsi" w:hAnsiTheme="majorHAnsi" w:cstheme="majorHAnsi"/>
+                <w:sz w:val="18"/>
+                <w:szCs w:val="18"/>
+                <w:lang w:val="en-US"/>
+              </w:rPr>
+            </w:pPr>
+            <w:r>
+              <w:rPr>
+                <w:sz w:val="18"/>
+                <w:szCs w:val="18"/>
+              </w:rPr>
+              <w:t xml:space="preserve">Юр. адрес: </w:t>
+            </w:r>
+            <w:r>
+              <w:rPr>
+                <w:sz w:val="18"/>
+                <w:szCs w:val="18"/>
+                <w:lang w:val="en-US"/>
+              </w:rPr>
+              <w:t>${</w:t>
+            </w:r>
+            <w:proofErr w:type="spellStart"/>
+            <w:r>
+              <w:rPr>
+                <w:sz w:val="18"/>
+                <w:szCs w:val="18"/>
+                <w:lang w:val="en-US"/>
+              </w:rPr>
+              <w:t>yur_address</w:t>
+            </w:r>
+            <w:proofErr w:type="spellEnd"/>
+            <w:r>
+              <w:rPr>
+                <w:sz w:val="18"/>
+                <w:szCs w:val="18"/>
+                <w:lang w:val="en-US"/>
+              </w:rPr>
+              <w:t>}</w:t>
+            </w:r>
+          </w:p>
+        </w:tc>
+        <w:tc>
+          <w:tcPr>
+            <w:tcW w:w="5199" w:type="dxa"/>
+            <w:vMerge/>
+            <w:shd w:val="clear" w:color="auto" w:fill="auto"/>
+          </w:tcPr>
+          <w:p>
+            <w:pPr>
+              <w:pStyle w:val="10"/>
+              <w:shd w:val="clear" w:color="auto" w:fill="FFFFFF"/>
+              <w:rPr>
                 <w:color w:val="000000"/>
+                <w:sz w:val="18"/>
+                <w:szCs w:val="18"/>
               </w:rPr>
             </w:pPr>
-            <w:r>
-              <w:rPr>
-                <w:rFonts w:asciiTheme="majorHAnsi" w:hAnsiTheme="majorHAnsi" w:cstheme="majorHAnsi"/>
+          </w:p>
+        </w:tc>
+      </w:tr>
+      <w:tr>
+        <w:trPr>
+          <w:trHeight w:val="132"/>
+        </w:trPr>
+        <w:tc>
+          <w:tcPr>
+            <w:tcW w:w="5637" w:type="dxa"/>
+            <w:shd w:val="clear" w:color="auto" w:fill="auto"/>
+          </w:tcPr>
+          <w:p>
+            <w:pPr>
+              <w:pStyle w:val="10"/>
+              <w:shd w:val="clear" w:color="auto" w:fill="FFFFFF"/>
+              <w:rPr>
+                <w:sz w:val="18"/>
+                <w:szCs w:val="18"/>
+                <w:lang w:val="en-US"/>
+              </w:rPr>
+            </w:pPr>
+            <w:r>
+              <w:rPr>
+                <w:sz w:val="18"/>
+                <w:szCs w:val="18"/>
+              </w:rPr>
+              <w:t xml:space="preserve">Почт. адрес: </w:t>
+            </w:r>
+            <w:r>
+              <w:rPr>
+                <w:sz w:val="18"/>
+                <w:szCs w:val="18"/>
+                <w:lang w:val="en-US"/>
+              </w:rPr>
+              <w:t>${</w:t>
+            </w:r>
+            <w:proofErr w:type="spellStart"/>
+            <w:r>
+              <w:rPr>
+                <w:sz w:val="18"/>
+                <w:szCs w:val="18"/>
+                <w:lang w:val="en-US"/>
+              </w:rPr>
+              <w:t>pocht_address</w:t>
+            </w:r>
+            <w:proofErr w:type="spellEnd"/>
+            <w:r>
+              <w:rPr>
+                <w:sz w:val="18"/>
+                <w:szCs w:val="18"/>
+                <w:lang w:val="en-US"/>
+              </w:rPr>
+              <w:t>}</w:t>
+            </w:r>
+          </w:p>
+        </w:tc>
+        <w:tc>
+          <w:tcPr>
+            <w:tcW w:w="5199" w:type="dxa"/>
+            <w:vMerge/>
+            <w:shd w:val="clear" w:color="auto" w:fill="auto"/>
+          </w:tcPr>
+          <w:p>
+            <w:pPr>
+              <w:pStyle w:val="10"/>
+              <w:shd w:val="clear" w:color="auto" w:fill="FFFFFF"/>
+              <w:rPr>
                 <w:color w:val="000000"/>
-                <w:sz w:val="20"/>
-                <w:szCs w:val="20"/>
-              </w:rPr>
-              <w:t>Директор Зелинская Антонина Вячеславовна</w:t>
-            </w:r>
+                <w:sz w:val="18"/>
+                <w:szCs w:val="18"/>
+              </w:rPr>
+            </w:pPr>
+          </w:p>
+        </w:tc>
+      </w:tr>
+      <w:tr>
+        <w:trPr>
+          <w:trHeight w:val="132"/>
+        </w:trPr>
+        <w:tc>
+          <w:tcPr>
+            <w:tcW w:w="5637" w:type="dxa"/>
+            <w:shd w:val="clear" w:color="auto" w:fill="auto"/>
+          </w:tcPr>
+          <w:p>
+            <w:pPr>
+              <w:pStyle w:val="10"/>
+              <w:shd w:val="clear" w:color="auto" w:fill="FFFFFF"/>
+              <w:rPr>
+                <w:sz w:val="18"/>
+                <w:szCs w:val="18"/>
+                <w:lang w:val="en-US"/>
+              </w:rPr>
+            </w:pPr>
+            <w:r>
+              <w:rPr>
+                <w:sz w:val="18"/>
+                <w:szCs w:val="18"/>
+              </w:rPr>
+              <w:t xml:space="preserve">ОГРН </w:t>
+            </w:r>
+            <w:r>
+              <w:rPr>
+                <w:sz w:val="18"/>
+                <w:szCs w:val="18"/>
+                <w:lang w:val="en-US"/>
+              </w:rPr>
+              <w:t>${OGRN}</w:t>
+            </w:r>
+          </w:p>
+        </w:tc>
+        <w:tc>
+          <w:tcPr>
+            <w:tcW w:w="5199" w:type="dxa"/>
+            <w:vMerge/>
+            <w:shd w:val="clear" w:color="auto" w:fill="auto"/>
+          </w:tcPr>
+          <w:p>
+            <w:pPr>
+              <w:pStyle w:val="10"/>
+              <w:shd w:val="clear" w:color="auto" w:fill="FFFFFF"/>
+              <w:rPr>
+                <w:color w:val="000000"/>
+                <w:sz w:val="18"/>
+                <w:szCs w:val="18"/>
+              </w:rPr>
+            </w:pPr>
+          </w:p>
+        </w:tc>
+      </w:tr>
+      <w:tr>
+        <w:trPr>
+          <w:trHeight w:val="132"/>
+        </w:trPr>
+        <w:tc>
+          <w:tcPr>
+            <w:tcW w:w="5637" w:type="dxa"/>
+            <w:shd w:val="clear" w:color="auto" w:fill="auto"/>
+          </w:tcPr>
+          <w:p>
+            <w:pPr>
+              <w:pStyle w:val="10"/>
+              <w:shd w:val="clear" w:color="auto" w:fill="FFFFFF"/>
+              <w:rPr>
+                <w:sz w:val="18"/>
+                <w:szCs w:val="18"/>
+                <w:lang w:val="en-US"/>
+              </w:rPr>
+            </w:pPr>
+            <w:r>
+              <w:rPr>
+                <w:sz w:val="18"/>
+                <w:szCs w:val="18"/>
+              </w:rPr>
+              <w:t xml:space="preserve">ИНН / КПП </w:t>
+            </w:r>
+            <w:r>
+              <w:rPr>
+                <w:sz w:val="18"/>
+                <w:szCs w:val="18"/>
+                <w:lang w:val="en-US"/>
+              </w:rPr>
+              <w:t>${INN} / ${KPP}</w:t>
+            </w:r>
+          </w:p>
+        </w:tc>
+        <w:tc>
+          <w:tcPr>
+            <w:tcW w:w="5199" w:type="dxa"/>
+            <w:vMerge/>
+            <w:shd w:val="clear" w:color="auto" w:fill="auto"/>
+          </w:tcPr>
+          <w:p>
+            <w:pPr>
+              <w:pStyle w:val="10"/>
+              <w:shd w:val="clear" w:color="auto" w:fill="FFFFFF"/>
+              <w:rPr>
+                <w:color w:val="000000"/>
+                <w:sz w:val="18"/>
+                <w:szCs w:val="18"/>
+              </w:rPr>
+            </w:pPr>
+          </w:p>
+        </w:tc>
+      </w:tr>
+      <w:tr>
+        <w:trPr>
+          <w:trHeight w:val="132"/>
+        </w:trPr>
+        <w:tc>
+          <w:tcPr>
+            <w:tcW w:w="5637" w:type="dxa"/>
+            <w:shd w:val="clear" w:color="auto" w:fill="auto"/>
+          </w:tcPr>
+          <w:p>
+            <w:pPr>
+              <w:pStyle w:val="10"/>
+              <w:shd w:val="clear" w:color="auto" w:fill="FFFFFF"/>
+              <w:rPr>
+                <w:sz w:val="18"/>
+                <w:szCs w:val="18"/>
+                <w:lang w:val="en-US"/>
+              </w:rPr>
+            </w:pPr>
+            <w:r>
+              <w:rPr>
+                <w:sz w:val="18"/>
+                <w:szCs w:val="18"/>
+              </w:rPr>
+              <w:t xml:space="preserve">р/с </w:t>
+            </w:r>
+            <w:r>
+              <w:rPr>
+                <w:sz w:val="18"/>
+                <w:szCs w:val="18"/>
+                <w:lang w:val="en-US"/>
+              </w:rPr>
+              <w:t>${r/s}</w:t>
+            </w:r>
+          </w:p>
+        </w:tc>
+        <w:tc>
+          <w:tcPr>
+            <w:tcW w:w="5199" w:type="dxa"/>
+            <w:vMerge/>
+            <w:shd w:val="clear" w:color="auto" w:fill="auto"/>
+          </w:tcPr>
+          <w:p>
+            <w:pPr>
+              <w:pStyle w:val="10"/>
+              <w:shd w:val="clear" w:color="auto" w:fill="FFFFFF"/>
+              <w:rPr>
+                <w:color w:val="000000"/>
+                <w:sz w:val="18"/>
+                <w:szCs w:val="18"/>
+              </w:rPr>
+            </w:pPr>
+          </w:p>
+        </w:tc>
+      </w:tr>
+      <w:tr>
+        <w:trPr>
+          <w:trHeight w:val="132"/>
+        </w:trPr>
+        <w:tc>
+          <w:tcPr>
+            <w:tcW w:w="5637" w:type="dxa"/>
+            <w:shd w:val="clear" w:color="auto" w:fill="auto"/>
+          </w:tcPr>
+          <w:p>
+            <w:pPr>
+              <w:pStyle w:val="10"/>
+              <w:shd w:val="clear" w:color="auto" w:fill="FFFFFF"/>
+              <w:rPr>
+                <w:sz w:val="18"/>
+                <w:szCs w:val="18"/>
+                <w:lang w:val="en-US"/>
+              </w:rPr>
+            </w:pPr>
+            <w:r>
+              <w:rPr>
+                <w:sz w:val="18"/>
+                <w:szCs w:val="18"/>
+              </w:rPr>
+              <w:lastRenderedPageBreak/>
+              <w:t xml:space="preserve">Банк: </w:t>
+            </w:r>
+            <w:r>
+              <w:rPr>
+                <w:sz w:val="18"/>
+                <w:szCs w:val="18"/>
+                <w:lang w:val="en-US"/>
+              </w:rPr>
+              <w:t>${bank}</w:t>
+            </w:r>
+          </w:p>
+        </w:tc>
+        <w:tc>
+          <w:tcPr>
+            <w:tcW w:w="5199" w:type="dxa"/>
+            <w:vMerge/>
+            <w:shd w:val="clear" w:color="auto" w:fill="auto"/>
+          </w:tcPr>
+          <w:p>
+            <w:pPr>
+              <w:pStyle w:val="10"/>
+              <w:shd w:val="clear" w:color="auto" w:fill="FFFFFF"/>
+              <w:rPr>
+                <w:color w:val="000000"/>
+                <w:sz w:val="18"/>
+                <w:szCs w:val="18"/>
+              </w:rPr>
+            </w:pPr>
+          </w:p>
+        </w:tc>
+      </w:tr>
+      <w:tr>
+        <w:trPr>
+          <w:trHeight w:val="132"/>
+        </w:trPr>
+        <w:tc>
+          <w:tcPr>
+            <w:tcW w:w="5637" w:type="dxa"/>
+            <w:shd w:val="clear" w:color="auto" w:fill="auto"/>
+          </w:tcPr>
+          <w:p>
+            <w:pPr>
+              <w:pStyle w:val="10"/>
+              <w:shd w:val="clear" w:color="auto" w:fill="FFFFFF"/>
+              <w:rPr>
+                <w:sz w:val="18"/>
+                <w:szCs w:val="18"/>
+                <w:lang w:val="en-US"/>
+              </w:rPr>
+            </w:pPr>
+            <w:r>
+              <w:rPr>
+                <w:sz w:val="18"/>
+                <w:szCs w:val="18"/>
+              </w:rPr>
+              <w:t xml:space="preserve">к/с: </w:t>
+            </w:r>
+            <w:r>
+              <w:rPr>
+                <w:sz w:val="18"/>
+                <w:szCs w:val="18"/>
+                <w:lang w:val="en-US"/>
+              </w:rPr>
+              <w:t>${k/s}</w:t>
+            </w:r>
+          </w:p>
+        </w:tc>
+        <w:tc>
+          <w:tcPr>
+            <w:tcW w:w="5199" w:type="dxa"/>
+            <w:vMerge/>
+            <w:shd w:val="clear" w:color="auto" w:fill="auto"/>
+          </w:tcPr>
+          <w:p>
+            <w:pPr>
+              <w:pStyle w:val="10"/>
+              <w:shd w:val="clear" w:color="auto" w:fill="FFFFFF"/>
+              <w:rPr>
+                <w:color w:val="000000"/>
+                <w:sz w:val="18"/>
+                <w:szCs w:val="18"/>
+              </w:rPr>
+            </w:pPr>
+          </w:p>
+        </w:tc>
+      </w:tr>
+      <w:tr>
+        <w:trPr>
+          <w:trHeight w:val="132"/>
+        </w:trPr>
+        <w:tc>
+          <w:tcPr>
+            <w:tcW w:w="5637" w:type="dxa"/>
+            <w:shd w:val="clear" w:color="auto" w:fill="auto"/>
+          </w:tcPr>
+          <w:p>
+            <w:pPr>
+              <w:pStyle w:val="10"/>
+              <w:shd w:val="clear" w:color="auto" w:fill="FFFFFF"/>
+              <w:rPr>
+                <w:sz w:val="18"/>
+                <w:szCs w:val="18"/>
+                <w:lang w:val="en-US"/>
+              </w:rPr>
+            </w:pPr>
+            <w:r>
+              <w:rPr>
+                <w:sz w:val="18"/>
+                <w:szCs w:val="18"/>
+              </w:rPr>
+              <w:t xml:space="preserve">БИК </w:t>
+            </w:r>
+            <w:r>
+              <w:rPr>
+                <w:sz w:val="18"/>
+                <w:szCs w:val="18"/>
+                <w:lang w:val="en-US"/>
+              </w:rPr>
+              <w:t>${BIK}</w:t>
+            </w:r>
+          </w:p>
+        </w:tc>
+        <w:tc>
+          <w:tcPr>
+            <w:tcW w:w="5199" w:type="dxa"/>
+            <w:vMerge/>
+            <w:shd w:val="clear" w:color="auto" w:fill="auto"/>
+          </w:tcPr>
+          <w:p>
+            <w:pPr>
+              <w:pStyle w:val="10"/>
+              <w:shd w:val="clear" w:color="auto" w:fill="FFFFFF"/>
+              <w:rPr>
+                <w:color w:val="000000"/>
+                <w:sz w:val="18"/>
+                <w:szCs w:val="18"/>
+              </w:rPr>
+            </w:pPr>
           </w:p>
         </w:tc>
       </w:tr>
@@ -2352,8 +3059,8 @@
             <w:pPr>
               <w:pStyle w:val="10"/>
               <w:rPr>
-                <w:sz w:val="28"/>
-                <w:szCs w:val="28"/>
+                <w:sz w:val="18"/>
+                <w:szCs w:val="18"/>
               </w:rPr>
             </w:pPr>
           </w:p>
@@ -2361,58 +3068,80 @@
             <w:pPr>
               <w:pStyle w:val="10"/>
               <w:rPr>
-                <w:sz w:val="28"/>
-                <w:szCs w:val="28"/>
+                <w:sz w:val="18"/>
+                <w:szCs w:val="18"/>
               </w:rPr>
             </w:pPr>
             <w:r>
               <w:rPr>
-                <w:sz w:val="28"/>
-                <w:szCs w:val="28"/>
+                <w:sz w:val="18"/>
+                <w:szCs w:val="18"/>
               </w:rPr>
               <w:t xml:space="preserve">_________________   </w:t>
             </w:r>
             <w:r>
               <w:rPr>
-                <w:sz w:val="28"/>
-                <w:szCs w:val="28"/>
+                <w:sz w:val="18"/>
+                <w:szCs w:val="18"/>
                 <w:u w:val="single"/>
               </w:rPr>
               <w:t>/</w:t>
             </w:r>
             <w:r>
               <w:rPr>
-                <w:sz w:val="28"/>
-                <w:szCs w:val="28"/>
+                <w:sz w:val="18"/>
+                <w:szCs w:val="18"/>
+                <w:u w:val="single"/>
+              </w:rPr>
+              <w:t>${</w:t>
+            </w:r>
+            <w:r>
+              <w:rPr>
+                <w:sz w:val="18"/>
+                <w:szCs w:val="18"/>
                 <w:u w:val="single"/>
                 <w:lang w:val="en-US"/>
               </w:rPr>
-              <w:t>${</w:t>
+              <w:t>FIO</w:t>
+            </w:r>
+            <w:r>
+              <w:rPr>
+                <w:sz w:val="18"/>
+                <w:szCs w:val="18"/>
+                <w:u w:val="single"/>
+              </w:rPr>
+              <w:t>_</w:t>
             </w:r>
             <w:proofErr w:type="spellStart"/>
             <w:r>
               <w:rPr>
-                <w:sz w:val="28"/>
-                <w:szCs w:val="28"/>
+                <w:sz w:val="18"/>
+                <w:szCs w:val="18"/>
                 <w:u w:val="single"/>
                 <w:lang w:val="en-US"/>
               </w:rPr>
-              <w:t>Podpisant</w:t>
+              <w:t>podpisant</w:t>
             </w:r>
             <w:proofErr w:type="spellEnd"/>
             <w:r>
               <w:rPr>
-                <w:sz w:val="28"/>
-                <w:szCs w:val="28"/>
+                <w:sz w:val="18"/>
+                <w:szCs w:val="18"/>
                 <w:u w:val="single"/>
-                <w:lang w:val="en-US"/>
               </w:rPr>
               <w:t>}</w:t>
             </w:r>
             <w:r>
               <w:rPr>
-                <w:sz w:val="28"/>
-                <w:szCs w:val="28"/>
+                <w:sz w:val="18"/>
+                <w:szCs w:val="18"/>
+              </w:rPr>
+              <w:t xml:space="preserve"> </w:t>
+            </w:r>
+            <w:r>
+              <w:rPr>
+                <w:sz w:val="18"/>
+                <w:szCs w:val="18"/>
               </w:rPr>
               <w:t xml:space="preserve">/  </w:t>
             </w:r>
@@ -2421,22 +3150,22 @@
             <w:pPr>
               <w:pStyle w:val="10"/>
               <w:rPr>
-                <w:sz w:val="28"/>
-                <w:szCs w:val="28"/>
+                <w:sz w:val="18"/>
+                <w:szCs w:val="18"/>
               </w:rPr>
             </w:pPr>
             <w:r>
               <w:rPr>
                 <w:i/>
-                <w:sz w:val="28"/>
-                <w:szCs w:val="28"/>
+                <w:sz w:val="18"/>
+                <w:szCs w:val="18"/>
               </w:rPr>
               <w:t>подпись</w:t>
             </w:r>
             <w:r>
               <w:rPr>
-                <w:sz w:val="28"/>
-                <w:szCs w:val="28"/>
+                <w:sz w:val="18"/>
+                <w:szCs w:val="18"/>
               </w:rPr>
               <w:t xml:space="preserve">                       М.П.                                                   </w:t>
             </w:r>
@@ -2451,8 +3180,8 @@
             <w:pPr>
               <w:pStyle w:val="10"/>
               <w:rPr>
-                <w:sz w:val="28"/>
-                <w:szCs w:val="28"/>
+                <w:sz w:val="18"/>
+                <w:szCs w:val="18"/>
               </w:rPr>
             </w:pPr>
           </w:p>
@@ -2460,38 +3189,52 @@
             <w:pPr>
               <w:pStyle w:val="10"/>
               <w:rPr>
-                <w:sz w:val="28"/>
-                <w:szCs w:val="28"/>
+                <w:sz w:val="18"/>
+                <w:szCs w:val="18"/>
               </w:rPr>
             </w:pPr>
             <w:r>
               <w:rPr>
-                <w:sz w:val="28"/>
-                <w:szCs w:val="28"/>
-              </w:rPr>
-              <w:t>______________/__________________/</w:t>
+                <w:sz w:val="18"/>
+                <w:szCs w:val="18"/>
+              </w:rPr>
+              <w:t>______________/</w:t>
+            </w:r>
+            <w:r>
+              <w:rPr>
+                <w:sz w:val="18"/>
+                <w:szCs w:val="18"/>
+              </w:rPr>
+              <w:t>Зелинская А. В.</w:t>
+            </w:r>
+            <w:r>
+              <w:rPr>
+                <w:sz w:val="18"/>
+                <w:szCs w:val="18"/>
+              </w:rPr>
+              <w:t>/</w:t>
             </w:r>
           </w:p>
           <w:p>
             <w:pPr>
               <w:pStyle w:val="10"/>
               <w:rPr>
-                <w:sz w:val="28"/>
-                <w:szCs w:val="28"/>
+                <w:sz w:val="18"/>
+                <w:szCs w:val="18"/>
               </w:rPr>
             </w:pPr>
             <w:r>
               <w:rPr>
                 <w:i/>
-                <w:sz w:val="28"/>
-                <w:szCs w:val="28"/>
+                <w:sz w:val="18"/>
+                <w:szCs w:val="18"/>
               </w:rPr>
               <w:t>подпись</w:t>
             </w:r>
             <w:r>
               <w:rPr>
-                <w:sz w:val="28"/>
-                <w:szCs w:val="28"/>
+                <w:sz w:val="18"/>
+                <w:szCs w:val="18"/>
               </w:rPr>
               <w:t xml:space="preserve">                             М.П.</w:t>
             </w:r>
@@ -2503,8 +3246,8 @@
       <w:pPr>
         <w:pStyle w:val="10"/>
         <w:rPr>
-          <w:sz w:val="28"/>
-          <w:szCs w:val="28"/>
+          <w:sz w:val="18"/>
+          <w:szCs w:val="18"/>
         </w:rPr>
       </w:pPr>
     </w:p>
@@ -2738,10 +3481,10 @@
       </w:pPr>
     </w:lvl>
   </w:abstractNum>
-  <w:num w:numId="1" w16cid:durableId="2029982030">
+  <w:num w:numId="1" w16cid:durableId="546843653">
     <w:abstractNumId w:val="1"/>
   </w:num>
-  <w:num w:numId="2" w16cid:durableId="1645164479">
+  <w:num w:numId="2" w16cid:durableId="1108811378">
     <w:abstractNumId w:val="0"/>
   </w:num>
 </w:numbering>
